--- a/docs/graduation/DocFlow_毕业论文初稿.docx
+++ b/docs/graduation/DocFlow_毕业论文初稿.docx
@@ -4,152 +4,863 @@
   <w:body>
     <w:p>
       <w:pPr>
-        <w:spacing w:after="240"/>
+        <w:tabs>
+          <w:tab w:val="left" w:pos="7200"/>
+        </w:tabs>
         <w:jc w:val="center"/>
-      </w:pPr>
-      <w:r>
-        <w:rPr>
-          <w:rFonts w:ascii="宋体" w:hAnsi="宋体" w:eastAsia="宋体"/>
+        <w:rPr>
+          <w:rFonts w:ascii="Times New Roman" w:hAnsi="Times New Roman"/>
           <w:b/>
+          <w:kern w:val="0"/>
           <w:sz w:val="44"/>
+          <w:szCs w:val="44"/>
+        </w:rPr>
+      </w:pPr>
+      <w:r>
+        <w:rPr>
+          <w:rFonts w:hint="eastAsia" w:ascii="Times New Roman" w:hAnsi="Times New Roman"/>
+          <w:b/>
+          <w:kern w:val="0"/>
+          <w:sz w:val="44"/>
+          <w:szCs w:val="44"/>
         </w:rPr>
         <w:t>郑州轻工业大学</w:t>
       </w:r>
     </w:p>
     <w:p>
       <w:pPr>
-        <w:spacing w:after="720"/>
+        <w:tabs>
+          <w:tab w:val="center" w:pos="4819"/>
+          <w:tab w:val="right" w:pos="9638"/>
+        </w:tabs>
         <w:jc w:val="center"/>
-        <w:outlineLvl w:val="0"/>
-      </w:pPr>
-      <w:bookmarkStart w:id="0" w:name="_Toc5169"/>
-      <w:r>
-        <w:rPr>
-          <w:rFonts w:ascii="宋体" w:hAnsi="宋体" w:eastAsia="宋体"/>
-          <w:b/>
-          <w:sz w:val="44"/>
+        <w:outlineLvl w:val="2"/>
+        <w:rPr>
+          <w:rFonts w:ascii="Times New Roman" w:hAnsi="Times New Roman" w:eastAsia="华文新魏"/>
+          <w:kern w:val="0"/>
+          <w:sz w:val="72"/>
+          <w:szCs w:val="72"/>
+        </w:rPr>
+      </w:pPr>
+      <w:bookmarkStart w:id="0" w:name="_Toc486603430"/>
+      <w:bookmarkStart w:id="1" w:name="_Toc486853106"/>
+      <w:bookmarkStart w:id="2" w:name="_Toc486853299"/>
+      <w:bookmarkStart w:id="3" w:name="_Toc484465778"/>
+      <w:bookmarkStart w:id="4" w:name="_Toc484469551"/>
+      <w:bookmarkStart w:id="5" w:name="_Toc486852598"/>
+      <w:r>
+        <w:rPr>
+          <w:rFonts w:hint="eastAsia" w:ascii="Times New Roman" w:hAnsi="Times New Roman" w:eastAsia="华文新魏"/>
+          <w:kern w:val="0"/>
+          <w:sz w:val="72"/>
+          <w:szCs w:val="72"/>
         </w:rPr>
         <w:t>本科毕业设计（论文）</w:t>
       </w:r>
       <w:bookmarkEnd w:id="0"/>
-    </w:p>
-    <w:p/>
-    <w:p/>
-    <w:p/>
-    <w:p>
-      <w:pPr>
-        <w:spacing w:line="432" w:lineRule="auto"/>
+      <w:bookmarkEnd w:id="1"/>
+      <w:bookmarkEnd w:id="2"/>
+      <w:bookmarkEnd w:id="3"/>
+      <w:bookmarkEnd w:id="4"/>
+      <w:bookmarkEnd w:id="5"/>
+    </w:p>
+    <w:p>
+      <w:pPr>
         <w:jc w:val="center"/>
-      </w:pPr>
-      <w:r>
-        <w:rPr>
-          <w:rFonts w:ascii="宋体" w:hAnsi="宋体" w:eastAsia="宋体"/>
-          <w:b w:val="0"/>
-          <w:sz w:val="28"/>
-        </w:rPr>
-        <w:t>题    目    基于Python的多格式文档自动化处理与发票信息提取系统设计与实现</w:t>
-      </w:r>
-    </w:p>
-    <w:p>
-      <w:pPr>
-        <w:spacing w:line="432" w:lineRule="auto"/>
+        <w:rPr>
+          <w:rFonts w:ascii="Times New Roman" w:hAnsi="Times New Roman"/>
+          <w:kern w:val="0"/>
+          <w:sz w:val="24"/>
+        </w:rPr>
+      </w:pPr>
+    </w:p>
+    <w:p>
+      <w:pPr>
         <w:jc w:val="center"/>
-      </w:pPr>
-      <w:r>
-        <w:rPr>
-          <w:rFonts w:ascii="宋体" w:hAnsi="宋体" w:eastAsia="宋体"/>
-          <w:b w:val="0"/>
-          <w:sz w:val="28"/>
-        </w:rPr>
-        <w:t>学生姓名    待填写</w:t>
-      </w:r>
-    </w:p>
-    <w:p>
-      <w:pPr>
-        <w:spacing w:line="432" w:lineRule="auto"/>
+        <w:rPr>
+          <w:rFonts w:ascii="Times New Roman" w:hAnsi="Times New Roman"/>
+          <w:kern w:val="0"/>
+          <w:sz w:val="24"/>
+        </w:rPr>
+      </w:pPr>
+    </w:p>
+    <w:p>
+      <w:pPr>
         <w:jc w:val="center"/>
-      </w:pPr>
-      <w:r>
-        <w:rPr>
-          <w:rFonts w:ascii="宋体" w:hAnsi="宋体" w:eastAsia="宋体"/>
-          <w:b w:val="0"/>
-          <w:sz w:val="28"/>
-        </w:rPr>
-        <w:t>专业班级    软件工程XX-XX</w:t>
-      </w:r>
-    </w:p>
-    <w:p>
-      <w:pPr>
-        <w:spacing w:line="432" w:lineRule="auto"/>
+        <w:rPr>
+          <w:rFonts w:ascii="Times New Roman" w:hAnsi="Times New Roman"/>
+          <w:kern w:val="0"/>
+          <w:sz w:val="24"/>
+        </w:rPr>
+      </w:pPr>
+    </w:p>
+    <w:p>
+      <w:pPr>
         <w:jc w:val="center"/>
-      </w:pPr>
-      <w:r>
-        <w:rPr>
-          <w:rFonts w:ascii="宋体" w:hAnsi="宋体" w:eastAsia="宋体"/>
-          <w:b w:val="0"/>
-          <w:sz w:val="28"/>
-        </w:rPr>
-        <w:t>学    号    待填写</w:t>
-      </w:r>
-    </w:p>
-    <w:p>
-      <w:pPr>
-        <w:spacing w:line="432" w:lineRule="auto"/>
+        <w:rPr>
+          <w:rFonts w:ascii="Times New Roman" w:hAnsi="Times New Roman"/>
+          <w:kern w:val="0"/>
+          <w:sz w:val="24"/>
+        </w:rPr>
+      </w:pPr>
+    </w:p>
+    <w:p>
+      <w:pPr>
         <w:jc w:val="center"/>
-      </w:pPr>
-      <w:r>
-        <w:rPr>
-          <w:rFonts w:ascii="宋体" w:hAnsi="宋体" w:eastAsia="宋体"/>
-          <w:b w:val="0"/>
-          <w:sz w:val="28"/>
-        </w:rPr>
-        <w:t>学    院    软件学院</w:t>
-      </w:r>
-    </w:p>
-    <w:p>
-      <w:pPr>
-        <w:spacing w:line="432" w:lineRule="auto"/>
+        <w:rPr>
+          <w:rFonts w:ascii="Times New Roman" w:hAnsi="Times New Roman"/>
+          <w:kern w:val="0"/>
+          <w:sz w:val="24"/>
+        </w:rPr>
+      </w:pPr>
+    </w:p>
+    <w:p>
+      <w:pPr>
         <w:jc w:val="center"/>
-      </w:pPr>
-      <w:r>
-        <w:rPr>
-          <w:rFonts w:ascii="宋体" w:hAnsi="宋体" w:eastAsia="宋体"/>
-          <w:b w:val="0"/>
-          <w:sz w:val="28"/>
-        </w:rPr>
-        <w:t>指导教师（职称）    待填写（待填写）</w:t>
-      </w:r>
-    </w:p>
-    <w:p>
-      <w:pPr>
-        <w:spacing w:line="432" w:lineRule="auto"/>
+        <w:rPr>
+          <w:rFonts w:ascii="Times New Roman" w:hAnsi="Times New Roman"/>
+          <w:kern w:val="0"/>
+          <w:sz w:val="24"/>
+        </w:rPr>
+      </w:pPr>
+    </w:p>
+    <w:p>
+      <w:pPr>
         <w:jc w:val="center"/>
-      </w:pPr>
-      <w:r>
-        <w:rPr>
-          <w:rFonts w:ascii="宋体" w:hAnsi="宋体" w:eastAsia="宋体"/>
-          <w:b w:val="0"/>
-          <w:sz w:val="28"/>
-        </w:rPr>
-        <w:t>完成时间    2026年5月18日</w:t>
-      </w:r>
-    </w:p>
-    <w:p>
-      <w:r>
-        <w:br w:type="page"/>
+        <w:rPr>
+          <w:rFonts w:ascii="Times New Roman" w:hAnsi="Times New Roman"/>
+          <w:kern w:val="0"/>
+          <w:sz w:val="24"/>
+        </w:rPr>
+      </w:pPr>
+    </w:p>
+    <w:p>
+      <w:pPr>
+        <w:jc w:val="center"/>
+        <w:rPr>
+          <w:rFonts w:ascii="Times New Roman" w:hAnsi="Times New Roman"/>
+          <w:kern w:val="0"/>
+          <w:sz w:val="24"/>
+        </w:rPr>
+      </w:pPr>
+    </w:p>
+    <w:p>
+      <w:pPr>
+        <w:jc w:val="center"/>
+        <w:rPr>
+          <w:rFonts w:ascii="Times New Roman" w:hAnsi="Times New Roman" w:eastAsia="黑体"/>
+          <w:kern w:val="0"/>
+          <w:sz w:val="24"/>
+        </w:rPr>
+      </w:pPr>
+    </w:p>
+    <w:p>
+      <w:pPr>
+        <w:jc w:val="center"/>
+        <w:rPr>
+          <w:rFonts w:ascii="Times New Roman" w:hAnsi="Times New Roman"/>
+          <w:kern w:val="0"/>
+          <w:sz w:val="24"/>
+        </w:rPr>
+      </w:pPr>
+    </w:p>
+    <w:p>
+      <w:pPr>
+        <w:jc w:val="center"/>
+        <w:rPr>
+          <w:rFonts w:ascii="Times New Roman" w:hAnsi="Times New Roman"/>
+          <w:kern w:val="0"/>
+          <w:sz w:val="24"/>
+        </w:rPr>
+      </w:pPr>
+    </w:p>
+    <w:p>
+      <w:pPr>
+        <w:tabs>
+          <w:tab w:val="left" w:pos="6840"/>
+          <w:tab w:val="left" w:pos="8505"/>
+        </w:tabs>
+        <w:ind w:right="646" w:rightChars="269" w:firstLine="1275"/>
+        <w:rPr>
+          <w:rFonts w:ascii="Times New Roman" w:hAnsi="Times New Roman"/>
+          <w:kern w:val="0"/>
+          <w:sz w:val="36"/>
+        </w:rPr>
+      </w:pPr>
+      <w:r>
+        <w:rPr>
+          <w:rFonts w:hint="eastAsia" w:ascii="Times New Roman" w:hAnsi="Times New Roman"/>
+          <w:kern w:val="0"/>
+          <w:sz w:val="32"/>
+          <w:szCs w:val="32"/>
+        </w:rPr>
+        <w:t xml:space="preserve">题    目 </w:t>
+      </w:r>
+      <w:r>
+        <w:rPr>
+          <w:rFonts w:hint="eastAsia" w:ascii="黑体" w:hAnsi="黑体" w:eastAsia="黑体"/>
+          <w:kern w:val="0"/>
+          <w:sz w:val="32"/>
+          <w:szCs w:val="32"/>
+          <w:u w:val="single"/>
+        </w:rPr>
+        <w:t xml:space="preserve">                            </w:t>
+      </w:r>
+      <w:r>
+        <w:rPr>
+          <w:rFonts w:ascii="黑体" w:hAnsi="黑体" w:eastAsia="黑体"/>
+          <w:kern w:val="0"/>
+          <w:sz w:val="32"/>
+          <w:szCs w:val="32"/>
+          <w:u w:val="single"/>
+        </w:rPr>
+        <w:t xml:space="preserve">         </w:t>
+      </w:r>
+    </w:p>
+    <w:p>
+      <w:pPr>
+        <w:ind w:right="646" w:rightChars="269" w:firstLine="2720" w:firstLineChars="850"/>
+        <w:rPr>
+          <w:rFonts w:ascii="黑体" w:hAnsi="黑体" w:eastAsia="黑体"/>
+          <w:kern w:val="0"/>
+          <w:sz w:val="32"/>
+          <w:szCs w:val="32"/>
+          <w:u w:val="single"/>
+        </w:rPr>
+      </w:pPr>
+      <w:r>
+        <w:rPr>
+          <w:rFonts w:hint="eastAsia" w:ascii="黑体" w:hAnsi="黑体" w:eastAsia="黑体"/>
+          <w:kern w:val="0"/>
+          <w:sz w:val="32"/>
+          <w:szCs w:val="32"/>
+          <w:u w:val="single"/>
+        </w:rPr>
+        <w:t xml:space="preserve">                            </w:t>
+      </w:r>
+      <w:r>
+        <w:rPr>
+          <w:rFonts w:ascii="黑体" w:hAnsi="黑体" w:eastAsia="黑体"/>
+          <w:kern w:val="0"/>
+          <w:sz w:val="32"/>
+          <w:szCs w:val="32"/>
+          <w:u w:val="single"/>
+        </w:rPr>
+        <w:t xml:space="preserve">         </w:t>
+      </w:r>
+    </w:p>
+    <w:p>
+      <w:pPr>
+        <w:ind w:right="646" w:rightChars="269" w:firstLine="1275"/>
+        <w:rPr>
+          <w:rFonts w:ascii="Times New Roman" w:hAnsi="Times New Roman"/>
+          <w:kern w:val="0"/>
+          <w:sz w:val="36"/>
+          <w:u w:val="single"/>
+        </w:rPr>
+      </w:pPr>
+      <w:r>
+        <w:rPr>
+          <w:rFonts w:hint="eastAsia" w:ascii="Times New Roman" w:hAnsi="Times New Roman"/>
+          <w:kern w:val="0"/>
+          <w:sz w:val="32"/>
+          <w:szCs w:val="32"/>
+        </w:rPr>
+        <w:t xml:space="preserve">学生姓名 </w:t>
+      </w:r>
+      <w:r>
+        <w:rPr>
+          <w:rFonts w:hint="eastAsia" w:ascii="黑体" w:hAnsi="黑体" w:eastAsia="黑体"/>
+          <w:kern w:val="0"/>
+          <w:sz w:val="32"/>
+          <w:szCs w:val="32"/>
+          <w:u w:val="single"/>
+        </w:rPr>
+        <w:t xml:space="preserve">                            </w:t>
+      </w:r>
+      <w:r>
+        <w:rPr>
+          <w:rFonts w:ascii="黑体" w:hAnsi="黑体" w:eastAsia="黑体"/>
+          <w:kern w:val="0"/>
+          <w:sz w:val="32"/>
+          <w:szCs w:val="32"/>
+          <w:u w:val="single"/>
+        </w:rPr>
+        <w:t xml:space="preserve">         </w:t>
+      </w:r>
+    </w:p>
+    <w:p>
+      <w:pPr>
+        <w:ind w:right="646" w:rightChars="269" w:firstLine="1275"/>
+        <w:rPr>
+          <w:rFonts w:ascii="Times New Roman" w:hAnsi="Times New Roman" w:eastAsia="黑体"/>
+          <w:kern w:val="0"/>
+          <w:sz w:val="32"/>
+          <w:szCs w:val="32"/>
+          <w:u w:val="single"/>
+        </w:rPr>
+      </w:pPr>
+      <w:r>
+        <w:rPr>
+          <w:rFonts w:hint="eastAsia" w:ascii="Times New Roman" w:hAnsi="Times New Roman"/>
+          <w:kern w:val="0"/>
+          <w:sz w:val="32"/>
+          <w:szCs w:val="32"/>
+        </w:rPr>
+        <w:t xml:space="preserve">专业班级 </w:t>
+      </w:r>
+      <w:r>
+        <w:rPr>
+          <w:rFonts w:ascii="Times New Roman" w:hAnsi="Times New Roman" w:eastAsia="黑体"/>
+          <w:kern w:val="0"/>
+          <w:sz w:val="32"/>
+          <w:szCs w:val="32"/>
+          <w:u w:val="single"/>
+        </w:rPr>
+        <w:t xml:space="preserve">        </w:t>
+      </w:r>
+      <w:r>
+        <w:rPr>
+          <w:rFonts w:hint="eastAsia" w:ascii="Times New Roman" w:hAnsi="Times New Roman" w:eastAsia="黑体"/>
+          <w:kern w:val="0"/>
+          <w:sz w:val="32"/>
+          <w:szCs w:val="32"/>
+          <w:u w:val="single"/>
+        </w:rPr>
+        <w:t xml:space="preserve">   </w:t>
+      </w:r>
+      <w:r>
+        <w:rPr>
+          <w:rFonts w:ascii="Times New Roman" w:hAnsi="Times New Roman" w:eastAsia="黑体"/>
+          <w:kern w:val="0"/>
+          <w:sz w:val="32"/>
+          <w:szCs w:val="32"/>
+          <w:u w:val="single"/>
+        </w:rPr>
+        <w:t>软件工程2</w:t>
+      </w:r>
+      <w:r>
+        <w:rPr>
+          <w:rFonts w:hint="eastAsia" w:ascii="Times New Roman" w:hAnsi="Times New Roman" w:eastAsia="黑体"/>
+          <w:kern w:val="0"/>
+          <w:sz w:val="32"/>
+          <w:szCs w:val="32"/>
+          <w:u w:val="single"/>
+          <w:lang w:val="en-US" w:eastAsia="zh-CN"/>
+        </w:rPr>
+        <w:t>2</w:t>
+      </w:r>
+      <w:r>
+        <w:rPr>
+          <w:rFonts w:ascii="Times New Roman" w:hAnsi="Times New Roman" w:eastAsia="黑体"/>
+          <w:kern w:val="0"/>
+          <w:sz w:val="32"/>
+          <w:szCs w:val="32"/>
+          <w:u w:val="single"/>
+        </w:rPr>
+        <w:t>-0</w:t>
+      </w:r>
+      <w:r>
+        <w:rPr>
+          <w:rFonts w:hint="eastAsia" w:ascii="Times New Roman" w:hAnsi="Times New Roman" w:eastAsia="黑体"/>
+          <w:kern w:val="0"/>
+          <w:sz w:val="32"/>
+          <w:szCs w:val="32"/>
+          <w:u w:val="single"/>
+        </w:rPr>
+        <w:t>X</w:t>
+      </w:r>
+      <w:r>
+        <w:rPr>
+          <w:rFonts w:ascii="Times New Roman" w:hAnsi="Times New Roman" w:eastAsia="黑体"/>
+          <w:kern w:val="0"/>
+          <w:sz w:val="32"/>
+          <w:szCs w:val="32"/>
+          <w:u w:val="single"/>
+        </w:rPr>
+        <w:t xml:space="preserve">    </w:t>
+      </w:r>
+      <w:r>
+        <w:rPr>
+          <w:rFonts w:hint="eastAsia" w:ascii="Times New Roman" w:hAnsi="Times New Roman" w:eastAsia="黑体"/>
+          <w:kern w:val="0"/>
+          <w:sz w:val="32"/>
+          <w:szCs w:val="32"/>
+          <w:u w:val="single"/>
+        </w:rPr>
+        <w:t xml:space="preserve">      </w:t>
+      </w:r>
+      <w:r>
+        <w:rPr>
+          <w:rFonts w:ascii="Times New Roman" w:hAnsi="Times New Roman" w:eastAsia="黑体"/>
+          <w:kern w:val="0"/>
+          <w:sz w:val="32"/>
+          <w:szCs w:val="32"/>
+          <w:u w:val="single"/>
+        </w:rPr>
+        <w:t xml:space="preserve">   </w:t>
+      </w:r>
+    </w:p>
+    <w:p>
+      <w:pPr>
+        <w:tabs>
+          <w:tab w:val="left" w:pos="8505"/>
+        </w:tabs>
+        <w:ind w:right="646" w:rightChars="269" w:firstLine="1275"/>
+        <w:rPr>
+          <w:rFonts w:ascii="黑体" w:hAnsi="黑体" w:eastAsia="黑体"/>
+          <w:kern w:val="0"/>
+          <w:sz w:val="36"/>
+        </w:rPr>
+      </w:pPr>
+      <w:r>
+        <w:rPr>
+          <w:rFonts w:hint="eastAsia" w:ascii="Times New Roman" w:hAnsi="Times New Roman"/>
+          <w:kern w:val="0"/>
+          <w:sz w:val="32"/>
+          <w:szCs w:val="32"/>
+        </w:rPr>
+        <w:t xml:space="preserve">学    号 </w:t>
+      </w:r>
+      <w:r>
+        <w:rPr>
+          <w:rFonts w:hint="eastAsia" w:ascii="黑体" w:hAnsi="黑体" w:eastAsia="黑体"/>
+          <w:kern w:val="0"/>
+          <w:sz w:val="32"/>
+          <w:szCs w:val="32"/>
+          <w:u w:val="single"/>
+        </w:rPr>
+        <w:t xml:space="preserve">                            </w:t>
+      </w:r>
+      <w:r>
+        <w:rPr>
+          <w:rFonts w:ascii="黑体" w:hAnsi="黑体" w:eastAsia="黑体"/>
+          <w:kern w:val="0"/>
+          <w:sz w:val="32"/>
+          <w:szCs w:val="32"/>
+          <w:u w:val="single"/>
+        </w:rPr>
+        <w:t xml:space="preserve">         </w:t>
+      </w:r>
+    </w:p>
+    <w:p>
+      <w:pPr>
+        <w:tabs>
+          <w:tab w:val="left" w:pos="8222"/>
+          <w:tab w:val="left" w:pos="8505"/>
+        </w:tabs>
+        <w:ind w:right="646" w:rightChars="269" w:firstLine="1275"/>
+        <w:rPr>
+          <w:rFonts w:ascii="Times New Roman" w:hAnsi="Times New Roman" w:eastAsia="黑体"/>
+          <w:kern w:val="0"/>
+          <w:sz w:val="32"/>
+          <w:szCs w:val="32"/>
+          <w:u w:val="single"/>
+        </w:rPr>
+      </w:pPr>
+      <w:r>
+        <w:rPr>
+          <w:rFonts w:hint="eastAsia" w:ascii="Times New Roman" w:hAnsi="Times New Roman"/>
+          <w:kern w:val="0"/>
+          <w:sz w:val="32"/>
+          <w:szCs w:val="32"/>
+        </w:rPr>
+        <w:t xml:space="preserve">学    院 </w:t>
+      </w:r>
+      <w:r>
+        <w:rPr>
+          <w:rFonts w:hint="eastAsia" w:ascii="Times New Roman" w:hAnsi="Times New Roman"/>
+          <w:kern w:val="0"/>
+          <w:sz w:val="32"/>
+          <w:szCs w:val="32"/>
+          <w:u w:val="single"/>
+        </w:rPr>
+        <w:t xml:space="preserve">           </w:t>
+      </w:r>
+      <w:r>
+        <w:rPr>
+          <w:rFonts w:hint="eastAsia" w:ascii="黑体" w:hAnsi="黑体" w:eastAsia="黑体"/>
+          <w:kern w:val="0"/>
+          <w:sz w:val="32"/>
+          <w:szCs w:val="32"/>
+          <w:u w:val="single"/>
+        </w:rPr>
+        <w:t xml:space="preserve"> </w:t>
+      </w:r>
+      <w:r>
+        <w:rPr>
+          <w:rFonts w:ascii="黑体" w:hAnsi="黑体" w:eastAsia="黑体"/>
+          <w:kern w:val="0"/>
+          <w:sz w:val="32"/>
+          <w:szCs w:val="32"/>
+          <w:u w:val="single"/>
+        </w:rPr>
+        <w:t xml:space="preserve">  </w:t>
+      </w:r>
+      <w:r>
+        <w:rPr>
+          <w:rFonts w:hint="eastAsia" w:ascii="黑体" w:hAnsi="黑体" w:eastAsia="黑体"/>
+          <w:kern w:val="0"/>
+          <w:sz w:val="32"/>
+          <w:szCs w:val="32"/>
+          <w:u w:val="single"/>
+        </w:rPr>
+        <w:t>软件</w:t>
+      </w:r>
+      <w:r>
+        <w:rPr>
+          <w:rFonts w:ascii="黑体" w:hAnsi="黑体" w:eastAsia="黑体"/>
+          <w:kern w:val="0"/>
+          <w:sz w:val="32"/>
+          <w:szCs w:val="32"/>
+          <w:u w:val="single"/>
+        </w:rPr>
+        <w:t>学院</w:t>
+      </w:r>
+      <w:r>
+        <w:rPr>
+          <w:rFonts w:hint="eastAsia" w:ascii="黑体" w:hAnsi="黑体" w:eastAsia="黑体"/>
+          <w:kern w:val="0"/>
+          <w:sz w:val="32"/>
+          <w:szCs w:val="32"/>
+          <w:u w:val="single"/>
+        </w:rPr>
+        <w:t xml:space="preserve">   </w:t>
+      </w:r>
+      <w:r>
+        <w:rPr>
+          <w:rFonts w:ascii="Times New Roman" w:hAnsi="Times New Roman"/>
+          <w:kern w:val="0"/>
+          <w:sz w:val="32"/>
+          <w:szCs w:val="32"/>
+          <w:u w:val="single"/>
+        </w:rPr>
+        <w:t xml:space="preserve">  </w:t>
+      </w:r>
+      <w:r>
+        <w:rPr>
+          <w:rFonts w:hint="eastAsia" w:ascii="Times New Roman" w:hAnsi="Times New Roman"/>
+          <w:kern w:val="0"/>
+          <w:sz w:val="32"/>
+          <w:szCs w:val="32"/>
+          <w:u w:val="single"/>
+        </w:rPr>
+        <w:t xml:space="preserve">  </w:t>
+      </w:r>
+      <w:r>
+        <w:rPr>
+          <w:rFonts w:ascii="Times New Roman" w:hAnsi="Times New Roman"/>
+          <w:kern w:val="0"/>
+          <w:sz w:val="32"/>
+          <w:szCs w:val="32"/>
+          <w:u w:val="single"/>
+        </w:rPr>
+        <w:t xml:space="preserve">         </w:t>
+      </w:r>
+    </w:p>
+    <w:p>
+      <w:pPr>
+        <w:ind w:right="646" w:rightChars="269" w:firstLine="1275"/>
+        <w:rPr>
+          <w:rFonts w:ascii="Times New Roman" w:hAnsi="Times New Roman"/>
+          <w:kern w:val="0"/>
+          <w:sz w:val="32"/>
+          <w:szCs w:val="32"/>
+          <w:u w:val="single"/>
+        </w:rPr>
+      </w:pPr>
+      <w:r>
+        <w:rPr>
+          <w:rFonts w:hint="eastAsia" w:ascii="Times New Roman" w:hAnsi="Times New Roman"/>
+          <w:kern w:val="0"/>
+          <w:sz w:val="32"/>
+          <w:szCs w:val="32"/>
+        </w:rPr>
+        <w:t>指导教师（职称）</w:t>
+      </w:r>
+      <w:r>
+        <w:rPr>
+          <w:rFonts w:hint="eastAsia" w:ascii="Times New Roman" w:hAnsi="Times New Roman"/>
+          <w:kern w:val="0"/>
+          <w:sz w:val="32"/>
+          <w:szCs w:val="32"/>
+          <w:u w:val="single"/>
+        </w:rPr>
+        <w:t xml:space="preserve">   </w:t>
+      </w:r>
+      <w:r>
+        <w:rPr>
+          <w:rFonts w:ascii="Times New Roman" w:hAnsi="Times New Roman"/>
+          <w:kern w:val="0"/>
+          <w:sz w:val="32"/>
+          <w:szCs w:val="32"/>
+          <w:u w:val="single"/>
+        </w:rPr>
+        <w:t xml:space="preserve">   </w:t>
+      </w:r>
+      <w:r>
+        <w:rPr>
+          <w:rFonts w:hint="eastAsia" w:ascii="Times New Roman" w:hAnsi="Times New Roman"/>
+          <w:kern w:val="0"/>
+          <w:sz w:val="32"/>
+          <w:szCs w:val="32"/>
+          <w:u w:val="single"/>
+        </w:rPr>
+        <w:t xml:space="preserve">***（***）      </w:t>
+      </w:r>
+      <w:r>
+        <w:rPr>
+          <w:rFonts w:ascii="Times New Roman" w:hAnsi="Times New Roman"/>
+          <w:kern w:val="0"/>
+          <w:sz w:val="32"/>
+          <w:szCs w:val="32"/>
+          <w:u w:val="single"/>
+        </w:rPr>
+        <w:t xml:space="preserve">        </w:t>
+      </w:r>
+    </w:p>
+    <w:p>
+      <w:pPr>
+        <w:tabs>
+          <w:tab w:val="left" w:pos="8505"/>
+        </w:tabs>
+        <w:ind w:right="646" w:rightChars="269" w:firstLine="1275"/>
+        <w:rPr>
+          <w:rFonts w:ascii="Times New Roman" w:hAnsi="Times New Roman"/>
+          <w:kern w:val="0"/>
+          <w:sz w:val="32"/>
+          <w:szCs w:val="32"/>
+        </w:rPr>
+      </w:pPr>
+      <w:r>
+        <w:rPr>
+          <w:rFonts w:hint="eastAsia" w:ascii="Times New Roman" w:hAnsi="Times New Roman" w:eastAsia="黑体"/>
+          <w:kern w:val="0"/>
+          <w:sz w:val="32"/>
+          <w:szCs w:val="32"/>
+        </w:rPr>
+        <w:t xml:space="preserve">         </w:t>
+      </w:r>
+      <w:r>
+        <w:rPr>
+          <w:rFonts w:hint="eastAsia" w:ascii="Times New Roman" w:hAnsi="Times New Roman"/>
+          <w:kern w:val="0"/>
+          <w:sz w:val="32"/>
+          <w:szCs w:val="32"/>
+        </w:rPr>
+        <w:t xml:space="preserve">    </w:t>
+      </w:r>
+      <w:r>
+        <w:rPr>
+          <w:rFonts w:ascii="Times New Roman" w:hAnsi="Times New Roman"/>
+          <w:kern w:val="0"/>
+          <w:sz w:val="32"/>
+          <w:szCs w:val="32"/>
+        </w:rPr>
+        <w:t xml:space="preserve">   </w:t>
+      </w:r>
+      <w:r>
+        <w:rPr>
+          <w:rFonts w:hint="eastAsia" w:ascii="Times New Roman" w:hAnsi="Times New Roman"/>
+          <w:kern w:val="0"/>
+          <w:sz w:val="32"/>
+          <w:szCs w:val="32"/>
+          <w:u w:val="single"/>
+        </w:rPr>
+        <w:t xml:space="preserve">      ***（***）        </w:t>
+      </w:r>
+      <w:r>
+        <w:rPr>
+          <w:rFonts w:ascii="Times New Roman" w:hAnsi="Times New Roman"/>
+          <w:kern w:val="0"/>
+          <w:sz w:val="32"/>
+          <w:szCs w:val="32"/>
+          <w:u w:val="single"/>
+        </w:rPr>
+        <w:t xml:space="preserve">      </w:t>
+      </w:r>
+    </w:p>
+    <w:p>
+      <w:pPr>
+        <w:tabs>
+          <w:tab w:val="left" w:pos="8505"/>
+        </w:tabs>
+        <w:ind w:right="646" w:rightChars="269" w:firstLine="1275"/>
+        <w:rPr>
+          <w:rFonts w:ascii="Times New Roman" w:hAnsi="Times New Roman" w:eastAsia="黑体"/>
+          <w:kern w:val="0"/>
+          <w:sz w:val="36"/>
+          <w:u w:val="single"/>
+        </w:rPr>
+      </w:pPr>
+      <w:r>
+        <w:rPr>
+          <w:rFonts w:hint="eastAsia" w:ascii="Times New Roman" w:hAnsi="Times New Roman"/>
+          <w:kern w:val="0"/>
+          <w:sz w:val="32"/>
+          <w:szCs w:val="32"/>
+        </w:rPr>
+        <w:t>完成时间</w:t>
+      </w:r>
+      <w:r>
+        <w:rPr>
+          <w:rFonts w:hint="eastAsia" w:ascii="Times New Roman" w:hAnsi="Times New Roman" w:eastAsia="黑体"/>
+          <w:kern w:val="0"/>
+          <w:sz w:val="32"/>
+          <w:szCs w:val="32"/>
+          <w:u w:val="single"/>
+        </w:rPr>
+        <w:t xml:space="preserve">    </w:t>
+      </w:r>
+      <w:r>
+        <w:rPr>
+          <w:rFonts w:ascii="Times New Roman" w:hAnsi="Times New Roman" w:eastAsia="黑体"/>
+          <w:kern w:val="0"/>
+          <w:sz w:val="32"/>
+          <w:szCs w:val="32"/>
+          <w:u w:val="single"/>
+        </w:rPr>
+        <w:t xml:space="preserve">       20</w:t>
+      </w:r>
+      <w:r>
+        <w:rPr>
+          <w:rFonts w:hint="eastAsia" w:ascii="Times New Roman" w:hAnsi="Times New Roman" w:eastAsia="黑体"/>
+          <w:kern w:val="0"/>
+          <w:sz w:val="32"/>
+          <w:szCs w:val="32"/>
+          <w:u w:val="single"/>
+        </w:rPr>
+        <w:t>2</w:t>
+      </w:r>
+      <w:r>
+        <w:rPr>
+          <w:rFonts w:hint="eastAsia" w:ascii="Times New Roman" w:hAnsi="Times New Roman" w:eastAsia="黑体"/>
+          <w:kern w:val="0"/>
+          <w:sz w:val="32"/>
+          <w:szCs w:val="32"/>
+          <w:u w:val="single"/>
+          <w:lang w:val="en-US" w:eastAsia="zh-CN"/>
+        </w:rPr>
+        <w:t>6</w:t>
+      </w:r>
+      <w:r>
+        <w:rPr>
+          <w:rFonts w:hint="eastAsia" w:ascii="Times New Roman" w:hAnsi="Times New Roman" w:eastAsia="黑体"/>
+          <w:kern w:val="0"/>
+          <w:sz w:val="32"/>
+          <w:szCs w:val="32"/>
+          <w:u w:val="single"/>
+        </w:rPr>
+        <w:t>年</w:t>
+      </w:r>
+      <w:r>
+        <w:rPr>
+          <w:rFonts w:hint="eastAsia" w:ascii="Times New Roman" w:hAnsi="Times New Roman" w:eastAsia="黑体"/>
+          <w:kern w:val="0"/>
+          <w:sz w:val="32"/>
+          <w:szCs w:val="32"/>
+          <w:u w:val="single"/>
+          <w:lang w:val="en-US" w:eastAsia="zh-CN"/>
+        </w:rPr>
+        <w:t>5</w:t>
+      </w:r>
+      <w:r>
+        <w:rPr>
+          <w:rFonts w:hint="eastAsia" w:ascii="Times New Roman" w:hAnsi="Times New Roman" w:eastAsia="黑体"/>
+          <w:kern w:val="0"/>
+          <w:sz w:val="32"/>
+          <w:szCs w:val="32"/>
+          <w:u w:val="single"/>
+        </w:rPr>
+        <w:t>月</w:t>
+      </w:r>
+      <w:r>
+        <w:rPr>
+          <w:rFonts w:hint="eastAsia" w:ascii="Times New Roman" w:hAnsi="Times New Roman" w:eastAsia="黑体"/>
+          <w:kern w:val="0"/>
+          <w:sz w:val="32"/>
+          <w:szCs w:val="32"/>
+          <w:u w:val="single"/>
+          <w:lang w:val="en-US" w:eastAsia="zh-CN"/>
+        </w:rPr>
+        <w:t>18</w:t>
+      </w:r>
+      <w:r>
+        <w:rPr>
+          <w:rFonts w:hint="eastAsia" w:ascii="Times New Roman" w:hAnsi="Times New Roman" w:eastAsia="黑体"/>
+          <w:kern w:val="0"/>
+          <w:sz w:val="32"/>
+          <w:szCs w:val="32"/>
+          <w:u w:val="single"/>
+        </w:rPr>
+        <w:t>日</w:t>
+      </w:r>
+      <w:r>
+        <w:rPr>
+          <w:rFonts w:ascii="Times New Roman" w:hAnsi="Times New Roman" w:eastAsia="黑体"/>
+          <w:kern w:val="0"/>
+          <w:sz w:val="32"/>
+          <w:szCs w:val="32"/>
+          <w:u w:val="single"/>
+        </w:rPr>
+        <w:t xml:space="preserve">            </w:t>
       </w:r>
     </w:p>
     <w:p>
       <w:pPr>
         <w:spacing w:after="0"/>
         <w:jc w:val="center"/>
-      </w:pPr>
-      <w:r>
         <w:rPr>
           <w:rFonts w:ascii="宋体" w:hAnsi="宋体" w:eastAsia="宋体"/>
           <w:b/>
           <w:sz w:val="36"/>
         </w:rPr>
+      </w:pPr>
+    </w:p>
+    <w:p>
+      <w:pPr>
+        <w:spacing w:after="0"/>
+        <w:jc w:val="center"/>
+        <w:rPr>
+          <w:rFonts w:ascii="宋体" w:hAnsi="宋体" w:eastAsia="宋体"/>
+          <w:b/>
+          <w:sz w:val="36"/>
+        </w:rPr>
+      </w:pPr>
+    </w:p>
+    <w:p>
+      <w:pPr>
+        <w:spacing w:after="0"/>
+        <w:jc w:val="center"/>
+        <w:rPr>
+          <w:rFonts w:ascii="宋体" w:hAnsi="宋体" w:eastAsia="宋体"/>
+          <w:b/>
+          <w:sz w:val="36"/>
+        </w:rPr>
+      </w:pPr>
+    </w:p>
+    <w:p>
+      <w:pPr>
+        <w:spacing w:after="0"/>
+        <w:jc w:val="center"/>
+        <w:rPr>
+          <w:rFonts w:ascii="宋体" w:hAnsi="宋体" w:eastAsia="宋体"/>
+          <w:b/>
+          <w:sz w:val="36"/>
+        </w:rPr>
+      </w:pPr>
+    </w:p>
+    <w:p>
+      <w:pPr>
+        <w:spacing w:after="0"/>
+        <w:jc w:val="center"/>
+      </w:pPr>
+      <w:r>
+        <w:rPr>
+          <w:rFonts w:ascii="宋体" w:hAnsi="宋体" w:eastAsia="宋体"/>
+          <w:b/>
+          <w:sz w:val="36"/>
+        </w:rPr>
         <w:t>郑州轻工业大学</w:t>
       </w:r>
     </w:p>
@@ -159,7 +870,7 @@
         <w:jc w:val="center"/>
         <w:outlineLvl w:val="0"/>
       </w:pPr>
-      <w:bookmarkStart w:id="1" w:name="_Toc20484"/>
+      <w:bookmarkStart w:id="6" w:name="_Toc20484"/>
       <w:r>
         <w:rPr>
           <w:rFonts w:ascii="宋体" w:hAnsi="宋体" w:eastAsia="宋体"/>
@@ -168,7 +879,7 @@
         </w:rPr>
         <w:t>毕业设计（论文）任务书</w:t>
       </w:r>
-      <w:bookmarkEnd w:id="1"/>
+      <w:bookmarkEnd w:id="6"/>
     </w:p>
     <w:p>
       <w:pPr>
@@ -188,7 +899,7 @@
         <w:spacing w:after="0" w:line="360" w:lineRule="auto"/>
         <w:outlineLvl w:val="0"/>
       </w:pPr>
-      <w:bookmarkStart w:id="2" w:name="_Toc30139"/>
+      <w:bookmarkStart w:id="7" w:name="_Toc30139"/>
       <w:r>
         <w:rPr>
           <w:rFonts w:ascii="宋体" w:hAnsi="宋体" w:eastAsia="宋体"/>
@@ -197,7 +908,7 @@
         </w:rPr>
         <w:t>专业：软件工程    学号：待填写    姓名：待填写</w:t>
       </w:r>
-      <w:bookmarkEnd w:id="2"/>
+      <w:bookmarkEnd w:id="7"/>
     </w:p>
     <w:p>
       <w:pPr>
@@ -288,7 +999,7 @@
         <w:jc w:val="center"/>
         <w:outlineLvl w:val="0"/>
       </w:pPr>
-      <w:bookmarkStart w:id="3" w:name="_Toc12597"/>
+      <w:bookmarkStart w:id="8" w:name="_Toc12597"/>
       <w:r>
         <w:rPr>
           <w:rFonts w:ascii="黑体" w:hAnsi="黑体" w:eastAsia="黑体"/>
@@ -297,7 +1008,7 @@
         </w:rPr>
         <w:t>摘要</w:t>
       </w:r>
-      <w:bookmarkEnd w:id="3"/>
+      <w:bookmarkEnd w:id="8"/>
     </w:p>
     <w:p>
       <w:pPr>
@@ -361,7 +1072,7 @@
         <w:jc w:val="center"/>
         <w:outlineLvl w:val="0"/>
       </w:pPr>
-      <w:bookmarkStart w:id="4" w:name="_Toc4185"/>
+      <w:bookmarkStart w:id="9" w:name="_Toc4185"/>
       <w:r>
         <w:rPr>
           <w:rFonts w:ascii="黑体" w:hAnsi="黑体" w:eastAsia="黑体"/>
@@ -370,7 +1081,7 @@
         </w:rPr>
         <w:t>ABSTRACT</w:t>
       </w:r>
-      <w:bookmarkEnd w:id="4"/>
+      <w:bookmarkEnd w:id="9"/>
     </w:p>
     <w:p>
       <w:pPr>
@@ -2909,7 +3620,7 @@
           <w:sz w:val="30"/>
         </w:rPr>
       </w:pPr>
-      <w:bookmarkStart w:id="5" w:name="_Toc14308"/>
+      <w:bookmarkStart w:id="10" w:name="_Toc14308"/>
     </w:p>
     <w:p>
       <w:pPr>
@@ -3117,14 +3828,14 @@
         </w:rPr>
         <w:t>1 绪论</w:t>
       </w:r>
-      <w:bookmarkEnd w:id="5"/>
+      <w:bookmarkEnd w:id="10"/>
     </w:p>
     <w:p>
       <w:pPr>
         <w:spacing w:before="80" w:after="80" w:line="360" w:lineRule="auto"/>
         <w:outlineLvl w:val="1"/>
       </w:pPr>
-      <w:bookmarkStart w:id="6" w:name="_Toc17741"/>
+      <w:bookmarkStart w:id="11" w:name="_Toc17741"/>
       <w:r>
         <w:rPr>
           <w:rFonts w:ascii="黑体" w:hAnsi="黑体" w:eastAsia="黑体"/>
@@ -3133,7 +3844,7 @@
         </w:rPr>
         <w:t>1.1 研究背景与意义</w:t>
       </w:r>
-      <w:bookmarkEnd w:id="6"/>
+      <w:bookmarkEnd w:id="11"/>
     </w:p>
     <w:p>
       <w:pPr>
@@ -3196,7 +3907,7 @@
         <w:spacing w:before="80" w:after="80" w:line="360" w:lineRule="auto"/>
         <w:outlineLvl w:val="1"/>
       </w:pPr>
-      <w:bookmarkStart w:id="7" w:name="_Toc22570"/>
+      <w:bookmarkStart w:id="12" w:name="_Toc22570"/>
       <w:r>
         <w:rPr>
           <w:rFonts w:ascii="黑体" w:hAnsi="黑体" w:eastAsia="黑体"/>
@@ -3205,7 +3916,7 @@
         </w:rPr>
         <w:t>1.2 国内外研究现状</w:t>
       </w:r>
-      <w:bookmarkEnd w:id="7"/>
+      <w:bookmarkEnd w:id="12"/>
     </w:p>
     <w:p>
       <w:pPr>
@@ -3268,7 +3979,7 @@
         <w:spacing w:before="80" w:after="80" w:line="360" w:lineRule="auto"/>
         <w:outlineLvl w:val="1"/>
       </w:pPr>
-      <w:bookmarkStart w:id="8" w:name="_Toc22714"/>
+      <w:bookmarkStart w:id="13" w:name="_Toc22714"/>
       <w:r>
         <w:rPr>
           <w:rFonts w:ascii="黑体" w:hAnsi="黑体" w:eastAsia="黑体"/>
@@ -3277,7 +3988,7 @@
         </w:rPr>
         <w:t>1.3 本文主要研究内容</w:t>
       </w:r>
-      <w:bookmarkEnd w:id="8"/>
+      <w:bookmarkEnd w:id="13"/>
     </w:p>
     <w:p>
       <w:pPr>
@@ -3368,7 +4079,7 @@
         <w:spacing w:before="80" w:after="80" w:line="360" w:lineRule="auto"/>
         <w:outlineLvl w:val="1"/>
       </w:pPr>
-      <w:bookmarkStart w:id="9" w:name="_Toc11329"/>
+      <w:bookmarkStart w:id="14" w:name="_Toc11329"/>
       <w:r>
         <w:rPr>
           <w:rFonts w:ascii="黑体" w:hAnsi="黑体" w:eastAsia="黑体"/>
@@ -3377,7 +4088,7 @@
         </w:rPr>
         <w:t>1.4 论文组织结构</w:t>
       </w:r>
-      <w:bookmarkEnd w:id="9"/>
+      <w:bookmarkEnd w:id="14"/>
     </w:p>
     <w:p>
       <w:pPr>
@@ -3399,7 +4110,7 @@
         <w:jc w:val="center"/>
         <w:outlineLvl w:val="0"/>
       </w:pPr>
-      <w:bookmarkStart w:id="10" w:name="_Toc28665"/>
+      <w:bookmarkStart w:id="15" w:name="_Toc28665"/>
       <w:r>
         <w:rPr>
           <w:rFonts w:ascii="黑体" w:hAnsi="黑体" w:eastAsia="黑体"/>
@@ -3408,14 +4119,14 @@
         </w:rPr>
         <w:t>2 相关技术介绍</w:t>
       </w:r>
-      <w:bookmarkEnd w:id="10"/>
+      <w:bookmarkEnd w:id="15"/>
     </w:p>
     <w:p>
       <w:pPr>
         <w:spacing w:before="80" w:after="80" w:line="360" w:lineRule="auto"/>
         <w:outlineLvl w:val="1"/>
       </w:pPr>
-      <w:bookmarkStart w:id="11" w:name="_Toc28702"/>
+      <w:bookmarkStart w:id="16" w:name="_Toc28702"/>
       <w:r>
         <w:rPr>
           <w:rFonts w:ascii="黑体" w:hAnsi="黑体" w:eastAsia="黑体"/>
@@ -3424,7 +4135,7 @@
         </w:rPr>
         <w:t>2.1 OCR 技术概述</w:t>
       </w:r>
-      <w:bookmarkEnd w:id="11"/>
+      <w:bookmarkEnd w:id="16"/>
     </w:p>
     <w:p>
       <w:pPr>
@@ -3905,7 +4616,7 @@
         <w:spacing w:before="80" w:after="80" w:line="360" w:lineRule="auto"/>
         <w:outlineLvl w:val="1"/>
       </w:pPr>
-      <w:bookmarkStart w:id="12" w:name="_Toc15160"/>
+      <w:bookmarkStart w:id="17" w:name="_Toc15160"/>
       <w:r>
         <w:rPr>
           <w:rFonts w:ascii="黑体" w:hAnsi="黑体" w:eastAsia="黑体"/>
@@ -3914,7 +4625,7 @@
         </w:rPr>
         <w:t>2.2 PDF 与 Office 文档解析技术</w:t>
       </w:r>
-      <w:bookmarkEnd w:id="12"/>
+      <w:bookmarkEnd w:id="17"/>
     </w:p>
     <w:p>
       <w:pPr>
@@ -4389,7 +5100,7 @@
         <w:spacing w:before="80" w:after="80" w:line="360" w:lineRule="auto"/>
         <w:outlineLvl w:val="1"/>
       </w:pPr>
-      <w:bookmarkStart w:id="13" w:name="_Toc12026"/>
+      <w:bookmarkStart w:id="18" w:name="_Toc12026"/>
       <w:r>
         <w:rPr>
           <w:rFonts w:ascii="黑体" w:hAnsi="黑体" w:eastAsia="黑体"/>
@@ -4398,7 +5109,7 @@
         </w:rPr>
         <w:t>2.3 Flask Web 框架与异步任务</w:t>
       </w:r>
-      <w:bookmarkEnd w:id="13"/>
+      <w:bookmarkEnd w:id="18"/>
     </w:p>
     <w:p>
       <w:pPr>
@@ -4433,7 +5144,7 @@
         <w:spacing w:before="80" w:after="80" w:line="360" w:lineRule="auto"/>
         <w:outlineLvl w:val="1"/>
       </w:pPr>
-      <w:bookmarkStart w:id="14" w:name="_Toc28017"/>
+      <w:bookmarkStart w:id="19" w:name="_Toc28017"/>
       <w:r>
         <w:rPr>
           <w:rFonts w:ascii="黑体" w:hAnsi="黑体" w:eastAsia="黑体"/>
@@ -4442,7 +5153,7 @@
         </w:rPr>
         <w:t>2.4 SQLite 数据库与 CSV 导出</w:t>
       </w:r>
-      <w:bookmarkEnd w:id="14"/>
+      <w:bookmarkEnd w:id="19"/>
     </w:p>
     <w:p>
       <w:pPr>
@@ -4463,7 +5174,7 @@
         <w:spacing w:before="80" w:after="80" w:line="360" w:lineRule="auto"/>
         <w:outlineLvl w:val="1"/>
       </w:pPr>
-      <w:bookmarkStart w:id="15" w:name="_Toc23047"/>
+      <w:bookmarkStart w:id="20" w:name="_Toc23047"/>
       <w:r>
         <w:rPr>
           <w:rFonts w:ascii="黑体" w:hAnsi="黑体" w:eastAsia="黑体"/>
@@ -4472,7 +5183,7 @@
         </w:rPr>
         <w:t>2.5 本章小结</w:t>
       </w:r>
-      <w:bookmarkEnd w:id="15"/>
+      <w:bookmarkEnd w:id="20"/>
     </w:p>
     <w:p>
       <w:pPr>
@@ -4494,7 +5205,7 @@
         <w:jc w:val="center"/>
         <w:outlineLvl w:val="0"/>
       </w:pPr>
-      <w:bookmarkStart w:id="16" w:name="_Toc31933"/>
+      <w:bookmarkStart w:id="21" w:name="_Toc31933"/>
       <w:r>
         <w:rPr>
           <w:rFonts w:ascii="黑体" w:hAnsi="黑体" w:eastAsia="黑体"/>
@@ -4503,14 +5214,14 @@
         </w:rPr>
         <w:t>3 系统需求分析与总体设计</w:t>
       </w:r>
-      <w:bookmarkEnd w:id="16"/>
+      <w:bookmarkEnd w:id="21"/>
     </w:p>
     <w:p>
       <w:pPr>
         <w:spacing w:before="80" w:after="80" w:line="360" w:lineRule="auto"/>
         <w:outlineLvl w:val="1"/>
       </w:pPr>
-      <w:bookmarkStart w:id="17" w:name="_Toc31204"/>
+      <w:bookmarkStart w:id="22" w:name="_Toc31204"/>
       <w:r>
         <w:rPr>
           <w:rFonts w:ascii="黑体" w:hAnsi="黑体" w:eastAsia="黑体"/>
@@ -4519,7 +5230,7 @@
         </w:rPr>
         <w:t>3.1 需求分析</w:t>
       </w:r>
-      <w:bookmarkEnd w:id="17"/>
+      <w:bookmarkEnd w:id="22"/>
     </w:p>
     <w:p>
       <w:pPr>
@@ -4971,7 +5682,7 @@
         <w:spacing w:before="80" w:after="80" w:line="360" w:lineRule="auto"/>
         <w:outlineLvl w:val="1"/>
       </w:pPr>
-      <w:bookmarkStart w:id="18" w:name="_Toc13959"/>
+      <w:bookmarkStart w:id="23" w:name="_Toc13959"/>
       <w:r>
         <w:rPr>
           <w:rFonts w:ascii="黑体" w:hAnsi="黑体" w:eastAsia="黑体"/>
@@ -4980,7 +5691,7 @@
         </w:rPr>
         <w:t>3.2 系统总体架构</w:t>
       </w:r>
-      <w:bookmarkEnd w:id="18"/>
+      <w:bookmarkEnd w:id="23"/>
     </w:p>
     <w:p>
       <w:pPr>
@@ -5154,7 +5865,7 @@
         <w:spacing w:before="80" w:after="80" w:line="360" w:lineRule="auto"/>
         <w:outlineLvl w:val="1"/>
       </w:pPr>
-      <w:bookmarkStart w:id="19" w:name="_Toc30855"/>
+      <w:bookmarkStart w:id="24" w:name="_Toc30855"/>
       <w:r>
         <w:rPr>
           <w:rFonts w:ascii="黑体" w:hAnsi="黑体" w:eastAsia="黑体"/>
@@ -5163,7 +5874,7 @@
         </w:rPr>
         <w:t>3.3 模块划分</w:t>
       </w:r>
-      <w:bookmarkEnd w:id="19"/>
+      <w:bookmarkEnd w:id="24"/>
     </w:p>
     <w:p>
       <w:pPr>
@@ -5698,7 +6409,7 @@
         <w:spacing w:before="80" w:after="80" w:line="360" w:lineRule="auto"/>
         <w:outlineLvl w:val="1"/>
       </w:pPr>
-      <w:bookmarkStart w:id="20" w:name="_Toc20025"/>
+      <w:bookmarkStart w:id="25" w:name="_Toc20025"/>
       <w:r>
         <w:rPr>
           <w:rFonts w:ascii="黑体" w:hAnsi="黑体" w:eastAsia="黑体"/>
@@ -5707,7 +6418,7 @@
         </w:rPr>
         <w:t>3.4 数据库设计</w:t>
       </w:r>
-      <w:bookmarkEnd w:id="20"/>
+      <w:bookmarkEnd w:id="25"/>
     </w:p>
     <w:p>
       <w:pPr>
@@ -7078,7 +7789,7 @@
         <w:spacing w:before="80" w:after="80" w:line="360" w:lineRule="auto"/>
         <w:outlineLvl w:val="1"/>
       </w:pPr>
-      <w:bookmarkStart w:id="21" w:name="_Toc12223"/>
+      <w:bookmarkStart w:id="26" w:name="_Toc12223"/>
       <w:r>
         <w:rPr>
           <w:rFonts w:ascii="黑体" w:hAnsi="黑体" w:eastAsia="黑体"/>
@@ -7087,7 +7798,7 @@
         </w:rPr>
         <w:t>3.5 关键流程设计</w:t>
       </w:r>
-      <w:bookmarkEnd w:id="21"/>
+      <w:bookmarkEnd w:id="26"/>
     </w:p>
     <w:p>
       <w:pPr>
@@ -7137,7 +7848,7 @@
         <w:jc w:val="center"/>
         <w:outlineLvl w:val="0"/>
       </w:pPr>
-      <w:bookmarkStart w:id="22" w:name="_Toc587"/>
+      <w:bookmarkStart w:id="27" w:name="_Toc587"/>
       <w:r>
         <w:rPr>
           <w:rFonts w:ascii="黑体" w:hAnsi="黑体" w:eastAsia="黑体"/>
@@ -7146,14 +7857,14 @@
         </w:rPr>
         <w:t>4 系统实现</w:t>
       </w:r>
-      <w:bookmarkEnd w:id="22"/>
+      <w:bookmarkEnd w:id="27"/>
     </w:p>
     <w:p>
       <w:pPr>
         <w:spacing w:before="80" w:after="80" w:line="360" w:lineRule="auto"/>
         <w:outlineLvl w:val="1"/>
       </w:pPr>
-      <w:bookmarkStart w:id="23" w:name="_Toc2170"/>
+      <w:bookmarkStart w:id="28" w:name="_Toc2170"/>
       <w:r>
         <w:rPr>
           <w:rFonts w:ascii="黑体" w:hAnsi="黑体" w:eastAsia="黑体"/>
@@ -7162,7 +7873,7 @@
         </w:rPr>
         <w:t>4.1 开发环境与技术选型</w:t>
       </w:r>
-      <w:bookmarkEnd w:id="23"/>
+      <w:bookmarkEnd w:id="28"/>
     </w:p>
     <w:p>
       <w:pPr>
@@ -7697,7 +8408,7 @@
         <w:spacing w:before="80" w:after="80" w:line="360" w:lineRule="auto"/>
         <w:outlineLvl w:val="1"/>
       </w:pPr>
-      <w:bookmarkStart w:id="24" w:name="_Toc4839"/>
+      <w:bookmarkStart w:id="29" w:name="_Toc4839"/>
       <w:r>
         <w:rPr>
           <w:rFonts w:ascii="黑体" w:hAnsi="黑体" w:eastAsia="黑体"/>
@@ -7706,7 +8417,7 @@
         </w:rPr>
         <w:t>4.2 多格式文档处理引擎实现</w:t>
       </w:r>
-      <w:bookmarkEnd w:id="24"/>
+      <w:bookmarkEnd w:id="29"/>
     </w:p>
     <w:p>
       <w:pPr>
@@ -7867,7 +8578,7 @@
         <w:spacing w:before="80" w:after="80" w:line="360" w:lineRule="auto"/>
         <w:outlineLvl w:val="1"/>
       </w:pPr>
-      <w:bookmarkStart w:id="25" w:name="_Toc6505"/>
+      <w:bookmarkStart w:id="30" w:name="_Toc6505"/>
       <w:r>
         <w:rPr>
           <w:rFonts w:ascii="黑体" w:hAnsi="黑体" w:eastAsia="黑体"/>
@@ -7876,7 +8587,7 @@
         </w:rPr>
         <w:t>4.3 OCR 多引擎调度与字段融合实现</w:t>
       </w:r>
-      <w:bookmarkEnd w:id="25"/>
+      <w:bookmarkEnd w:id="30"/>
     </w:p>
     <w:p>
       <w:pPr>
@@ -8065,7 +8776,7 @@
         <w:spacing w:before="80" w:after="80" w:line="360" w:lineRule="auto"/>
         <w:outlineLvl w:val="1"/>
       </w:pPr>
-      <w:bookmarkStart w:id="26" w:name="_Toc24180"/>
+      <w:bookmarkStart w:id="31" w:name="_Toc24180"/>
       <w:r>
         <w:rPr>
           <w:rFonts w:ascii="黑体" w:hAnsi="黑体" w:eastAsia="黑体"/>
@@ -8074,7 +8785,7 @@
         </w:rPr>
         <w:t>4.4 发票字段提取模块实现</w:t>
       </w:r>
-      <w:bookmarkEnd w:id="26"/>
+      <w:bookmarkEnd w:id="31"/>
     </w:p>
     <w:p>
       <w:pPr>
@@ -8263,7 +8974,7 @@
         <w:spacing w:before="80" w:after="80" w:line="360" w:lineRule="auto"/>
         <w:outlineLvl w:val="1"/>
       </w:pPr>
-      <w:bookmarkStart w:id="27" w:name="_Toc26571"/>
+      <w:bookmarkStart w:id="32" w:name="_Toc26571"/>
       <w:r>
         <w:rPr>
           <w:rFonts w:ascii="黑体" w:hAnsi="黑体" w:eastAsia="黑体"/>
@@ -8272,7 +8983,7 @@
         </w:rPr>
         <w:t>4.5 Web 接口与异步任务实现</w:t>
       </w:r>
-      <w:bookmarkEnd w:id="27"/>
+      <w:bookmarkEnd w:id="32"/>
     </w:p>
     <w:p>
       <w:pPr>
@@ -8876,7 +9587,7 @@
         <w:spacing w:before="80" w:after="80" w:line="360" w:lineRule="auto"/>
         <w:outlineLvl w:val="1"/>
       </w:pPr>
-      <w:bookmarkStart w:id="28" w:name="_Toc23505"/>
+      <w:bookmarkStart w:id="33" w:name="_Toc23505"/>
       <w:r>
         <w:rPr>
           <w:rFonts w:ascii="黑体" w:hAnsi="黑体" w:eastAsia="黑体"/>
@@ -8885,7 +9596,7 @@
         </w:rPr>
         <w:t>4.6 数据持久化与导出实现</w:t>
       </w:r>
-      <w:bookmarkEnd w:id="28"/>
+      <w:bookmarkEnd w:id="33"/>
     </w:p>
     <w:p>
       <w:pPr>
@@ -9102,7 +9813,7 @@
         <w:spacing w:before="80" w:after="80" w:line="360" w:lineRule="auto"/>
         <w:outlineLvl w:val="1"/>
       </w:pPr>
-      <w:bookmarkStart w:id="29" w:name="_Toc17234"/>
+      <w:bookmarkStart w:id="34" w:name="_Toc17234"/>
       <w:r>
         <w:rPr>
           <w:rFonts w:ascii="黑体" w:hAnsi="黑体" w:eastAsia="黑体"/>
@@ -9111,7 +9822,7 @@
         </w:rPr>
         <w:t>4.7 前端页面实现</w:t>
       </w:r>
-      <w:bookmarkEnd w:id="29"/>
+      <w:bookmarkEnd w:id="34"/>
     </w:p>
     <w:p>
       <w:pPr>
@@ -9146,7 +9857,7 @@
         <w:spacing w:before="80" w:after="80" w:line="360" w:lineRule="auto"/>
         <w:outlineLvl w:val="1"/>
       </w:pPr>
-      <w:bookmarkStart w:id="30" w:name="_Toc9986"/>
+      <w:bookmarkStart w:id="35" w:name="_Toc9986"/>
       <w:r>
         <w:rPr>
           <w:rFonts w:ascii="黑体" w:hAnsi="黑体" w:eastAsia="黑体"/>
@@ -9155,7 +9866,7 @@
         </w:rPr>
         <w:t>4.8 部署实现</w:t>
       </w:r>
-      <w:bookmarkEnd w:id="30"/>
+      <w:bookmarkEnd w:id="35"/>
     </w:p>
     <w:p>
       <w:pPr>
@@ -9177,7 +9888,7 @@
         <w:jc w:val="center"/>
         <w:outlineLvl w:val="0"/>
       </w:pPr>
-      <w:bookmarkStart w:id="31" w:name="_Toc16011"/>
+      <w:bookmarkStart w:id="36" w:name="_Toc16011"/>
       <w:r>
         <w:rPr>
           <w:rFonts w:ascii="黑体" w:hAnsi="黑体" w:eastAsia="黑体"/>
@@ -9186,14 +9897,14 @@
         </w:rPr>
         <w:t>5 系统测试与结果分析</w:t>
       </w:r>
-      <w:bookmarkEnd w:id="31"/>
+      <w:bookmarkEnd w:id="36"/>
     </w:p>
     <w:p>
       <w:pPr>
         <w:spacing w:before="80" w:after="80" w:line="360" w:lineRule="auto"/>
         <w:outlineLvl w:val="1"/>
       </w:pPr>
-      <w:bookmarkStart w:id="32" w:name="_Toc15510"/>
+      <w:bookmarkStart w:id="37" w:name="_Toc15510"/>
       <w:r>
         <w:rPr>
           <w:rFonts w:ascii="黑体" w:hAnsi="黑体" w:eastAsia="黑体"/>
@@ -9202,7 +9913,7 @@
         </w:rPr>
         <w:t>5.1 测试环境与测试方法</w:t>
       </w:r>
-      <w:bookmarkEnd w:id="32"/>
+      <w:bookmarkEnd w:id="37"/>
     </w:p>
     <w:p>
       <w:pPr>
@@ -9237,7 +9948,7 @@
         <w:spacing w:before="80" w:after="80" w:line="360" w:lineRule="auto"/>
         <w:outlineLvl w:val="1"/>
       </w:pPr>
-      <w:bookmarkStart w:id="33" w:name="_Toc3888"/>
+      <w:bookmarkStart w:id="38" w:name="_Toc3888"/>
       <w:r>
         <w:rPr>
           <w:rFonts w:ascii="黑体" w:hAnsi="黑体" w:eastAsia="黑体"/>
@@ -9246,7 +9957,7 @@
         </w:rPr>
         <w:t>5.2 通用批量测试结果</w:t>
       </w:r>
-      <w:bookmarkEnd w:id="33"/>
+      <w:bookmarkEnd w:id="38"/>
     </w:p>
     <w:p>
       <w:pPr>
@@ -9579,7 +10290,7 @@
         <w:spacing w:before="80" w:after="80" w:line="360" w:lineRule="auto"/>
         <w:outlineLvl w:val="1"/>
       </w:pPr>
-      <w:bookmarkStart w:id="34" w:name="_Toc8481"/>
+      <w:bookmarkStart w:id="39" w:name="_Toc8481"/>
       <w:r>
         <w:rPr>
           <w:rFonts w:ascii="黑体" w:hAnsi="黑体" w:eastAsia="黑体"/>
@@ -9588,7 +10299,7 @@
         </w:rPr>
         <w:t>5.3 发票专项评测结果</w:t>
       </w:r>
-      <w:bookmarkEnd w:id="34"/>
+      <w:bookmarkEnd w:id="39"/>
     </w:p>
     <w:p>
       <w:pPr>
@@ -10345,7 +11056,7 @@
         <w:spacing w:before="80" w:after="80" w:line="360" w:lineRule="auto"/>
         <w:outlineLvl w:val="1"/>
       </w:pPr>
-      <w:bookmarkStart w:id="35" w:name="_Toc15940"/>
+      <w:bookmarkStart w:id="40" w:name="_Toc15940"/>
       <w:r>
         <w:rPr>
           <w:rFonts w:ascii="黑体" w:hAnsi="黑体" w:eastAsia="黑体"/>
@@ -10354,7 +11065,7 @@
         </w:rPr>
         <w:t>5.4 字段级结果分析</w:t>
       </w:r>
-      <w:bookmarkEnd w:id="35"/>
+      <w:bookmarkEnd w:id="40"/>
     </w:p>
     <w:p>
       <w:pPr>
@@ -11331,7 +12042,7 @@
         <w:spacing w:before="80" w:after="80" w:line="360" w:lineRule="auto"/>
         <w:outlineLvl w:val="1"/>
       </w:pPr>
-      <w:bookmarkStart w:id="36" w:name="_Toc23915"/>
+      <w:bookmarkStart w:id="41" w:name="_Toc23915"/>
       <w:r>
         <w:rPr>
           <w:rFonts w:ascii="黑体" w:hAnsi="黑体" w:eastAsia="黑体"/>
@@ -11340,7 +12051,7 @@
         </w:rPr>
         <w:t>5.5 系统不足与原因分析</w:t>
       </w:r>
-      <w:bookmarkEnd w:id="36"/>
+      <w:bookmarkEnd w:id="41"/>
     </w:p>
     <w:p>
       <w:pPr>
@@ -11361,9 +12072,7 @@
         <w:spacing w:before="80" w:after="80" w:line="360" w:lineRule="auto"/>
         <w:outlineLvl w:val="1"/>
       </w:pPr>
-      <w:bookmarkStart w:id="37" w:name="_Toc3572"/>
-      <w:bookmarkStart w:id="43" w:name="_GoBack"/>
-      <w:bookmarkEnd w:id="43"/>
+      <w:bookmarkStart w:id="42" w:name="_Toc3572"/>
       <w:r>
         <w:rPr>
           <w:rFonts w:ascii="黑体" w:hAnsi="黑体" w:eastAsia="黑体"/>
@@ -11372,7 +12081,7 @@
         </w:rPr>
         <w:t>5.6 本章小结</w:t>
       </w:r>
-      <w:bookmarkEnd w:id="37"/>
+      <w:bookmarkEnd w:id="42"/>
     </w:p>
     <w:p>
       <w:pPr>
@@ -11394,7 +12103,7 @@
         <w:jc w:val="center"/>
         <w:outlineLvl w:val="0"/>
       </w:pPr>
-      <w:bookmarkStart w:id="38" w:name="_Toc15695"/>
+      <w:bookmarkStart w:id="43" w:name="_Toc15695"/>
       <w:r>
         <w:rPr>
           <w:rFonts w:ascii="黑体" w:hAnsi="黑体" w:eastAsia="黑体"/>
@@ -11403,7 +12112,7 @@
         </w:rPr>
         <w:t>结束语</w:t>
       </w:r>
-      <w:bookmarkEnd w:id="38"/>
+      <w:bookmarkEnd w:id="43"/>
     </w:p>
     <w:p>
       <w:pPr>
@@ -11453,7 +12162,7 @@
         <w:jc w:val="center"/>
         <w:outlineLvl w:val="0"/>
       </w:pPr>
-      <w:bookmarkStart w:id="39" w:name="_Toc27530"/>
+      <w:bookmarkStart w:id="44" w:name="_Toc27530"/>
       <w:r>
         <w:rPr>
           <w:rFonts w:ascii="黑体" w:hAnsi="黑体" w:eastAsia="黑体"/>
@@ -11462,7 +12171,7 @@
         </w:rPr>
         <w:t>致谢</w:t>
       </w:r>
-      <w:bookmarkEnd w:id="39"/>
+      <w:bookmarkEnd w:id="44"/>
     </w:p>
     <w:p>
       <w:pPr>
@@ -11482,364 +12191,483 @@
       <w:pPr>
         <w:spacing w:after="0" w:line="360" w:lineRule="auto"/>
         <w:ind w:firstLine="420"/>
-      </w:pPr>
-      <w:r>
         <w:rPr>
           <w:rFonts w:ascii="宋体" w:hAnsi="宋体" w:eastAsia="宋体"/>
           <w:b w:val="0"/>
           <w:sz w:val="24"/>
         </w:rPr>
+      </w:pPr>
+      <w:r>
+        <w:rPr>
+          <w:rFonts w:ascii="宋体" w:hAnsi="宋体" w:eastAsia="宋体"/>
+          <w:b w:val="0"/>
+          <w:sz w:val="24"/>
+        </w:rPr>
         <w:t>同时，感谢学校和学院提供毕业设计实践机会，使本人能够将软件工程课程中学习到的需求分析、模块设计、接口开发、数据管理、测试验证和部署运维等知识应用到一个完整项目中。通过本课题的完成，本人对文档处理、OCR 识别、结构化信息提取和 Web 系统开发有了更加系统的认识。</w:t>
       </w:r>
+    </w:p>
+    <w:p>
+      <w:pPr>
+        <w:spacing w:after="0" w:line="360" w:lineRule="auto"/>
+        <w:ind w:firstLine="420"/>
+        <w:rPr>
+          <w:rFonts w:ascii="宋体" w:hAnsi="宋体" w:eastAsia="宋体"/>
+          <w:b w:val="0"/>
+          <w:sz w:val="24"/>
+        </w:rPr>
+      </w:pPr>
     </w:p>
     <w:p>
       <w:pPr>
         <w:spacing w:before="160" w:after="80" w:line="360" w:lineRule="auto"/>
         <w:jc w:val="center"/>
         <w:outlineLvl w:val="0"/>
-      </w:pPr>
-      <w:bookmarkStart w:id="40" w:name="_Toc28256"/>
+        <w:rPr>
+          <w:b w:val="0"/>
+          <w:bCs/>
+          <w:sz w:val="30"/>
+          <w:szCs w:val="30"/>
+        </w:rPr>
+      </w:pPr>
+      <w:bookmarkStart w:id="45" w:name="_Toc28256"/>
+      <w:r>
+        <w:rPr>
+          <w:rFonts w:ascii="黑体" w:hAnsi="黑体" w:eastAsia="黑体"/>
+          <w:b w:val="0"/>
+          <w:bCs/>
+          <w:sz w:val="30"/>
+          <w:szCs w:val="30"/>
+        </w:rPr>
+        <w:t>参考文献</w:t>
+      </w:r>
+      <w:bookmarkEnd w:id="45"/>
+    </w:p>
+    <w:p>
+      <w:pPr>
+        <w:spacing w:after="0" w:line="360" w:lineRule="auto"/>
+        <w:ind w:firstLine="420"/>
+      </w:pPr>
+      <w:r>
+        <w:rPr>
+          <w:rFonts w:ascii="宋体" w:hAnsi="宋体" w:eastAsia="宋体"/>
+          <w:b w:val="0"/>
+          <w:sz w:val="24"/>
+        </w:rPr>
+        <w:t>[1] Devlin J, Chang M W, Lee K, et al. BERT: Pre-training of Deep Bidirectional Transformers for Language Understanding[C]//Proceedings of NAACL-HLT 2019. Minneapolis: ACL, 2019: 4171-4186.</w:t>
+      </w:r>
+    </w:p>
+    <w:p>
+      <w:pPr>
+        <w:spacing w:after="0" w:line="360" w:lineRule="auto"/>
+        <w:ind w:firstLine="420"/>
+      </w:pPr>
+      <w:r>
+        <w:rPr>
+          <w:rFonts w:ascii="宋体" w:hAnsi="宋体" w:eastAsia="宋体"/>
+          <w:b w:val="0"/>
+          <w:sz w:val="24"/>
+        </w:rPr>
+        <w:t>[2] Xu Y, Li M, Cui L, et al. LayoutLM: Pre-training of Text and Layout for Document Image Understanding[C]//Proceedings of KDD 2020. New York: ACM, 2020: 1192-1200.</w:t>
+      </w:r>
+    </w:p>
+    <w:p>
+      <w:pPr>
+        <w:spacing w:after="0" w:line="360" w:lineRule="auto"/>
+        <w:ind w:firstLine="420"/>
+      </w:pPr>
+      <w:r>
+        <w:rPr>
+          <w:rFonts w:ascii="宋体" w:hAnsi="宋体" w:eastAsia="宋体"/>
+          <w:b w:val="0"/>
+          <w:sz w:val="24"/>
+        </w:rPr>
+        <w:t>[3] Xu Y, Lv T, Cui L, et al. LayoutLMv2: Multi-modal Pre-training for Visually-Rich Document Understanding[C]//Proceedings of ACL-IJCNLP 2021. Online: ACL, 2021: 2579-2591.</w:t>
+      </w:r>
+    </w:p>
+    <w:p>
+      <w:pPr>
+        <w:spacing w:after="0" w:line="360" w:lineRule="auto"/>
+        <w:ind w:firstLine="420"/>
+      </w:pPr>
+      <w:r>
+        <w:rPr>
+          <w:rFonts w:ascii="宋体" w:hAnsi="宋体" w:eastAsia="宋体"/>
+          <w:b w:val="0"/>
+          <w:sz w:val="24"/>
+        </w:rPr>
+        <w:t>[4] Huang Y, Lv T, Cui L, et al. LayoutLMv3: Pre-training for Document AI with Unified Text and Image Masking[J/OL]. arXiv:2204.08387, 2022.</w:t>
+      </w:r>
+    </w:p>
+    <w:p>
+      <w:pPr>
+        <w:spacing w:after="0" w:line="360" w:lineRule="auto"/>
+        <w:ind w:firstLine="420"/>
+      </w:pPr>
+      <w:r>
+        <w:rPr>
+          <w:rFonts w:ascii="宋体" w:hAnsi="宋体" w:eastAsia="宋体"/>
+          <w:b w:val="0"/>
+          <w:sz w:val="24"/>
+        </w:rPr>
+        <w:t>[5] Kim G, Hong T, Yim M, et al. OCR-free Document Understanding Transformer[J/OL]. arXiv:2111.15664, 2022.</w:t>
+      </w:r>
+    </w:p>
+    <w:p>
+      <w:pPr>
+        <w:spacing w:after="0" w:line="360" w:lineRule="auto"/>
+        <w:ind w:firstLine="420"/>
+      </w:pPr>
+      <w:r>
+        <w:rPr>
+          <w:rFonts w:ascii="宋体" w:hAnsi="宋体" w:eastAsia="宋体"/>
+          <w:b w:val="0"/>
+          <w:sz w:val="24"/>
+        </w:rPr>
+        <w:t>[6] Blecher L, Cucurull G, Scialom T, et al. Nougat: Neural Optical Understanding for Academic Documents[J/OL]. arXiv:2308.13418, 2023.</w:t>
+      </w:r>
+    </w:p>
+    <w:p>
+      <w:pPr>
+        <w:spacing w:after="0" w:line="360" w:lineRule="auto"/>
+        <w:ind w:firstLine="420"/>
+      </w:pPr>
+      <w:r>
+        <w:rPr>
+          <w:rFonts w:ascii="宋体" w:hAnsi="宋体" w:eastAsia="宋体"/>
+          <w:b w:val="0"/>
+          <w:sz w:val="24"/>
+        </w:rPr>
+        <w:t>[7] Lyu C, Luo J, Huang T, et al. DocLLM: A Layout-Aware Generative Language Model for Multimodal Document Understanding[J/OL]. arXiv:2401.00908, 2024.</w:t>
+      </w:r>
+    </w:p>
+    <w:p>
+      <w:pPr>
+        <w:spacing w:after="0" w:line="360" w:lineRule="auto"/>
+        <w:ind w:firstLine="420"/>
+      </w:pPr>
+      <w:r>
+        <w:rPr>
+          <w:rFonts w:ascii="宋体" w:hAnsi="宋体" w:eastAsia="宋体"/>
+          <w:b w:val="0"/>
+          <w:sz w:val="24"/>
+        </w:rPr>
+        <w:t>[8] jsvine. pdfplumber Documentation[EB/OL]. [2026-05-06]. https://github.com/jsvine/pdfplumber.</w:t>
+      </w:r>
+    </w:p>
+    <w:p>
+      <w:pPr>
+        <w:spacing w:after="0" w:line="360" w:lineRule="auto"/>
+        <w:ind w:firstLine="420"/>
+      </w:pPr>
+      <w:r>
+        <w:rPr>
+          <w:rFonts w:ascii="宋体" w:hAnsi="宋体" w:eastAsia="宋体"/>
+          <w:b w:val="0"/>
+          <w:sz w:val="24"/>
+        </w:rPr>
+        <w:t>[9] Artifex. PyMuPDF Documentation[EB/OL]. [2026-05-06]. https://pymupdf.readthedocs.io/.</w:t>
+      </w:r>
+    </w:p>
+    <w:p>
+      <w:pPr>
+        <w:spacing w:after="0" w:line="360" w:lineRule="auto"/>
+        <w:ind w:firstLine="420"/>
+      </w:pPr>
+      <w:r>
+        <w:rPr>
+          <w:rFonts w:ascii="宋体" w:hAnsi="宋体" w:eastAsia="宋体"/>
+          <w:b w:val="0"/>
+          <w:sz w:val="24"/>
+        </w:rPr>
+        <w:t>[10] python-openxml. python-docx Documentation[EB/OL]. [2026-05-06]. https://python-docx.readthedocs.io/.</w:t>
+      </w:r>
+    </w:p>
+    <w:p>
+      <w:pPr>
+        <w:spacing w:after="0" w:line="360" w:lineRule="auto"/>
+        <w:ind w:firstLine="420"/>
+      </w:pPr>
+      <w:r>
+        <w:rPr>
+          <w:rFonts w:ascii="宋体" w:hAnsi="宋体" w:eastAsia="宋体"/>
+          <w:b w:val="0"/>
+          <w:sz w:val="24"/>
+        </w:rPr>
+        <w:t>[11] openpyxl. openpyxl Documentation[EB/OL]. [2026-05-06]. https://openpyxl.readthedocs.io/.</w:t>
+      </w:r>
+    </w:p>
+    <w:p>
+      <w:pPr>
+        <w:spacing w:after="0" w:line="360" w:lineRule="auto"/>
+        <w:ind w:firstLine="420"/>
+      </w:pPr>
+      <w:r>
+        <w:rPr>
+          <w:rFonts w:ascii="宋体" w:hAnsi="宋体" w:eastAsia="宋体"/>
+          <w:b w:val="0"/>
+          <w:sz w:val="24"/>
+        </w:rPr>
+        <w:t>[12] scanny. python-pptx Documentation[EB/OL]. [2026-05-06]. https://python-pptx.readthedocs.io/.</w:t>
+      </w:r>
+    </w:p>
+    <w:p>
+      <w:pPr>
+        <w:spacing w:after="0" w:line="360" w:lineRule="auto"/>
+        <w:ind w:firstLine="420"/>
+      </w:pPr>
+      <w:r>
+        <w:rPr>
+          <w:rFonts w:ascii="宋体" w:hAnsi="宋体" w:eastAsia="宋体"/>
+          <w:b w:val="0"/>
+          <w:sz w:val="24"/>
+        </w:rPr>
+        <w:t>[13] Pallets. Flask Documentation[EB/OL]. [2026-05-06]. https://flask.palletsprojects.com/.</w:t>
+      </w:r>
+    </w:p>
+    <w:p>
+      <w:pPr>
+        <w:spacing w:after="0" w:line="360" w:lineRule="auto"/>
+        <w:ind w:firstLine="420"/>
+      </w:pPr>
+      <w:r>
+        <w:rPr>
+          <w:rFonts w:ascii="宋体" w:hAnsi="宋体" w:eastAsia="宋体"/>
+          <w:b w:val="0"/>
+          <w:sz w:val="24"/>
+        </w:rPr>
+        <w:t>[14] Tesseract OCR. User Manual[EB/OL]. [2026-05-06]. https://tesseract-ocr.github.io/tessdoc/.</w:t>
+      </w:r>
+    </w:p>
+    <w:p>
+      <w:pPr>
+        <w:spacing w:after="0" w:line="360" w:lineRule="auto"/>
+        <w:ind w:firstLine="420"/>
+      </w:pPr>
+      <w:r>
+        <w:rPr>
+          <w:rFonts w:ascii="宋体" w:hAnsi="宋体" w:eastAsia="宋体"/>
+          <w:b w:val="0"/>
+          <w:sz w:val="24"/>
+        </w:rPr>
+        <w:t>[15] RapidAI. RapidOCR[EB/OL]. [2026-05-06]. https://github.com/RapidAI/RapidOCR.</w:t>
+      </w:r>
+    </w:p>
+    <w:p>
+      <w:pPr>
+        <w:spacing w:after="0" w:line="360" w:lineRule="auto"/>
+        <w:ind w:firstLine="420"/>
+      </w:pPr>
+      <w:r>
+        <w:rPr>
+          <w:rFonts w:ascii="宋体" w:hAnsi="宋体" w:eastAsia="宋体"/>
+          <w:b w:val="0"/>
+          <w:sz w:val="24"/>
+        </w:rPr>
+        <w:t>[16] Docker Inc. Docker Documentation[EB/OL]. [2026-05-06]. https://docs.docker.com/.</w:t>
+      </w:r>
+    </w:p>
+    <w:p>
+      <w:pPr>
+        <w:spacing w:after="0" w:line="360" w:lineRule="auto"/>
+        <w:ind w:firstLine="420"/>
+      </w:pPr>
+      <w:r>
+        <w:rPr>
+          <w:rFonts w:ascii="宋体" w:hAnsi="宋体" w:eastAsia="宋体"/>
+          <w:b w:val="0"/>
+          <w:sz w:val="24"/>
+        </w:rPr>
+        <w:t>[17] McKinney W. Python for Data Analysis[M]. 3rd ed. Sebastopol: O'Reilly Media, 2022.</w:t>
+      </w:r>
+    </w:p>
+    <w:p>
+      <w:pPr>
+        <w:spacing w:after="0" w:line="360" w:lineRule="auto"/>
+        <w:ind w:firstLine="420"/>
+      </w:pPr>
+      <w:r>
+        <w:rPr>
+          <w:rFonts w:ascii="宋体" w:hAnsi="宋体" w:eastAsia="宋体"/>
+          <w:b w:val="0"/>
+          <w:sz w:val="24"/>
+        </w:rPr>
+        <w:t>[18] Géron A. Hands-On Machine Learning with Scikit-Learn, Keras, and TensorFlow[M]. 3rd ed. Sebastopol: O'Reilly Media, 2022.</w:t>
+      </w:r>
+    </w:p>
+    <w:p>
+      <w:pPr>
+        <w:spacing w:after="0" w:line="360" w:lineRule="auto"/>
+        <w:ind w:firstLine="420"/>
+      </w:pPr>
+      <w:r>
+        <w:rPr>
+          <w:rFonts w:ascii="宋体" w:hAnsi="宋体" w:eastAsia="宋体"/>
+          <w:b w:val="0"/>
+          <w:sz w:val="24"/>
+        </w:rPr>
+        <w:t>[19] 李航. 统计学习方法[M]. 2版. 北京: 清华大学出版社, 2019.</w:t>
+      </w:r>
+    </w:p>
+    <w:p>
+      <w:pPr>
+        <w:spacing w:after="0" w:line="360" w:lineRule="auto"/>
+        <w:ind w:firstLine="420"/>
+      </w:pPr>
+      <w:r>
+        <w:rPr>
+          <w:rFonts w:ascii="宋体" w:hAnsi="宋体" w:eastAsia="宋体"/>
+          <w:b w:val="0"/>
+          <w:sz w:val="24"/>
+        </w:rPr>
+        <w:t>[20] 王海峰, 吴华. 自然语言处理研究综述[J]. 中国计算机学会通讯, 2021, 17(10): 14-23.</w:t>
+      </w:r>
+    </w:p>
+    <w:p>
+      <w:pPr>
+        <w:spacing w:after="0" w:line="360" w:lineRule="auto"/>
+        <w:ind w:firstLine="420"/>
+      </w:pPr>
+      <w:r>
+        <w:rPr>
+          <w:rFonts w:ascii="宋体" w:hAnsi="宋体" w:eastAsia="宋体"/>
+          <w:b w:val="0"/>
+          <w:sz w:val="24"/>
+        </w:rPr>
+        <w:t>[21] 张子良, 陈文锋. 基于深度学习的文档版面分析方法研究[J]. 计算机工程与应用, 2022, 58(3): 112-120.</w:t>
+      </w:r>
+    </w:p>
+    <w:p>
+      <w:pPr>
+        <w:spacing w:after="0" w:line="360" w:lineRule="auto"/>
+        <w:ind w:firstLine="420"/>
+        <w:rPr>
+          <w:rFonts w:ascii="宋体" w:hAnsi="宋体" w:eastAsia="宋体"/>
+          <w:b w:val="0"/>
+          <w:sz w:val="24"/>
+        </w:rPr>
+      </w:pPr>
+      <w:r>
+        <w:rPr>
+          <w:rFonts w:ascii="宋体" w:hAnsi="宋体" w:eastAsia="宋体"/>
+          <w:b w:val="0"/>
+          <w:sz w:val="24"/>
+        </w:rPr>
+        <w:t>[22] Shi B, Bai X, Yao C. An End-to-End Trainable Neural Network for Image-Based Sequence Recognition and Its Application to Scene Text Recognition[J]. IEEE Transactions on Pattern Analysis and Machine Intelligence, 2017, 39(11): 2298-2304.</w:t>
+      </w:r>
+    </w:p>
+    <w:p>
+      <w:pPr>
+        <w:spacing w:after="0" w:line="360" w:lineRule="auto"/>
+        <w:ind w:firstLine="420"/>
+        <w:rPr>
+          <w:rFonts w:ascii="宋体" w:hAnsi="宋体" w:eastAsia="宋体"/>
+          <w:b w:val="0"/>
+          <w:sz w:val="24"/>
+        </w:rPr>
+      </w:pPr>
+    </w:p>
+    <w:p>
+      <w:pPr>
+        <w:spacing w:after="0" w:line="360" w:lineRule="auto"/>
+        <w:ind w:firstLine="420"/>
+        <w:rPr>
+          <w:rFonts w:ascii="宋体" w:hAnsi="宋体" w:eastAsia="宋体"/>
+          <w:b w:val="0"/>
+          <w:sz w:val="24"/>
+        </w:rPr>
+      </w:pPr>
+    </w:p>
+    <w:p>
+      <w:pPr>
+        <w:spacing w:after="0" w:line="360" w:lineRule="auto"/>
+        <w:ind w:firstLine="420"/>
+        <w:rPr>
+          <w:rFonts w:ascii="宋体" w:hAnsi="宋体" w:eastAsia="宋体"/>
+          <w:b w:val="0"/>
+          <w:sz w:val="24"/>
+        </w:rPr>
+      </w:pPr>
+    </w:p>
+    <w:p>
+      <w:pPr>
+        <w:spacing w:after="0" w:line="360" w:lineRule="auto"/>
+        <w:ind w:firstLine="420"/>
+        <w:rPr>
+          <w:rFonts w:ascii="宋体" w:hAnsi="宋体" w:eastAsia="宋体"/>
+          <w:b w:val="0"/>
+          <w:sz w:val="24"/>
+        </w:rPr>
+      </w:pPr>
+    </w:p>
+    <w:p>
+      <w:pPr>
+        <w:spacing w:after="0" w:line="360" w:lineRule="auto"/>
+        <w:ind w:firstLine="420"/>
+        <w:rPr>
+          <w:rFonts w:ascii="宋体" w:hAnsi="宋体" w:eastAsia="宋体"/>
+          <w:b w:val="0"/>
+          <w:sz w:val="24"/>
+        </w:rPr>
+      </w:pPr>
+    </w:p>
+    <w:p>
+      <w:pPr>
+        <w:spacing w:after="0" w:line="360" w:lineRule="auto"/>
+        <w:ind w:firstLine="420"/>
+        <w:rPr>
+          <w:rFonts w:ascii="宋体" w:hAnsi="宋体" w:eastAsia="宋体"/>
+          <w:b w:val="0"/>
+          <w:sz w:val="24"/>
+        </w:rPr>
+      </w:pPr>
+    </w:p>
+    <w:p>
+      <w:pPr>
+        <w:spacing w:after="0" w:line="360" w:lineRule="auto"/>
+        <w:ind w:firstLine="420"/>
+        <w:rPr>
+          <w:rFonts w:ascii="宋体" w:hAnsi="宋体" w:eastAsia="宋体"/>
+          <w:b w:val="0"/>
+          <w:sz w:val="24"/>
+        </w:rPr>
+      </w:pPr>
+    </w:p>
+    <w:p>
+      <w:pPr>
+        <w:spacing w:after="0" w:line="360" w:lineRule="auto"/>
+        <w:ind w:firstLine="420"/>
+        <w:rPr>
+          <w:rFonts w:ascii="宋体" w:hAnsi="宋体" w:eastAsia="宋体"/>
+          <w:b w:val="0"/>
+          <w:sz w:val="24"/>
+        </w:rPr>
+      </w:pPr>
+      <w:bookmarkStart w:id="48" w:name="_GoBack"/>
+      <w:bookmarkEnd w:id="48"/>
+    </w:p>
+    <w:p>
+      <w:pPr>
+        <w:spacing w:before="160" w:after="80" w:line="360" w:lineRule="auto"/>
+        <w:jc w:val="center"/>
+        <w:outlineLvl w:val="0"/>
+      </w:pPr>
+      <w:bookmarkStart w:id="46" w:name="_Toc13820"/>
       <w:r>
         <w:rPr>
           <w:rFonts w:ascii="黑体" w:hAnsi="黑体" w:eastAsia="黑体"/>
           <w:b/>
           <w:sz w:val="30"/>
         </w:rPr>
-        <w:t>参考文献</w:t>
-      </w:r>
-      <w:bookmarkEnd w:id="40"/>
-    </w:p>
-    <w:p>
-      <w:pPr>
-        <w:spacing w:after="0" w:line="360" w:lineRule="auto"/>
-        <w:ind w:firstLine="420"/>
-      </w:pPr>
-      <w:r>
-        <w:rPr>
-          <w:rFonts w:ascii="宋体" w:hAnsi="宋体" w:eastAsia="宋体"/>
-          <w:b w:val="0"/>
-          <w:sz w:val="24"/>
-        </w:rPr>
-        <w:t>[1] Devlin J, Chang M W, Lee K, et al. BERT: Pre-training of Deep Bidirectional Transformers for Language Understanding[C]//Proceedings of NAACL-HLT 2019. Minneapolis: ACL, 2019: 4171-4186.</w:t>
-      </w:r>
-    </w:p>
-    <w:p>
-      <w:pPr>
-        <w:spacing w:after="0" w:line="360" w:lineRule="auto"/>
-        <w:ind w:firstLine="420"/>
-      </w:pPr>
-      <w:r>
-        <w:rPr>
-          <w:rFonts w:ascii="宋体" w:hAnsi="宋体" w:eastAsia="宋体"/>
-          <w:b w:val="0"/>
-          <w:sz w:val="24"/>
-        </w:rPr>
-        <w:t>[2] Xu Y, Li M, Cui L, et al. LayoutLM: Pre-training of Text and Layout for Document Image Understanding[C]//Proceedings of KDD 2020. New York: ACM, 2020: 1192-1200.</w:t>
-      </w:r>
-    </w:p>
-    <w:p>
-      <w:pPr>
-        <w:spacing w:after="0" w:line="360" w:lineRule="auto"/>
-        <w:ind w:firstLine="420"/>
-      </w:pPr>
-      <w:r>
-        <w:rPr>
-          <w:rFonts w:ascii="宋体" w:hAnsi="宋体" w:eastAsia="宋体"/>
-          <w:b w:val="0"/>
-          <w:sz w:val="24"/>
-        </w:rPr>
-        <w:t>[3] Xu Y, Lv T, Cui L, et al. LayoutLMv2: Multi-modal Pre-training for Visually-Rich Document Understanding[C]//Proceedings of ACL-IJCNLP 2021. Online: ACL, 2021: 2579-2591.</w:t>
-      </w:r>
-    </w:p>
-    <w:p>
-      <w:pPr>
-        <w:spacing w:after="0" w:line="360" w:lineRule="auto"/>
-        <w:ind w:firstLine="420"/>
-      </w:pPr>
-      <w:r>
-        <w:rPr>
-          <w:rFonts w:ascii="宋体" w:hAnsi="宋体" w:eastAsia="宋体"/>
-          <w:b w:val="0"/>
-          <w:sz w:val="24"/>
-        </w:rPr>
-        <w:t>[4] Huang Y, Lv T, Cui L, et al. LayoutLMv3: Pre-training for Document AI with Unified Text and Image Masking[J/OL]. arXiv:2204.08387, 2022.</w:t>
-      </w:r>
-    </w:p>
-    <w:p>
-      <w:pPr>
-        <w:spacing w:after="0" w:line="360" w:lineRule="auto"/>
-        <w:ind w:firstLine="420"/>
-      </w:pPr>
-      <w:r>
-        <w:rPr>
-          <w:rFonts w:ascii="宋体" w:hAnsi="宋体" w:eastAsia="宋体"/>
-          <w:b w:val="0"/>
-          <w:sz w:val="24"/>
-        </w:rPr>
-        <w:t>[5] Kim G, Hong T, Yim M, et al. OCR-free Document Understanding Transformer[J/OL]. arXiv:2111.15664, 2022.</w:t>
-      </w:r>
-    </w:p>
-    <w:p>
-      <w:pPr>
-        <w:spacing w:after="0" w:line="360" w:lineRule="auto"/>
-        <w:ind w:firstLine="420"/>
-      </w:pPr>
-      <w:r>
-        <w:rPr>
-          <w:rFonts w:ascii="宋体" w:hAnsi="宋体" w:eastAsia="宋体"/>
-          <w:b w:val="0"/>
-          <w:sz w:val="24"/>
-        </w:rPr>
-        <w:t>[6] Blecher L, Cucurull G, Scialom T, et al. Nougat: Neural Optical Understanding for Academic Documents[J/OL]. arXiv:2308.13418, 2023.</w:t>
-      </w:r>
-    </w:p>
-    <w:p>
-      <w:pPr>
-        <w:spacing w:after="0" w:line="360" w:lineRule="auto"/>
-        <w:ind w:firstLine="420"/>
-      </w:pPr>
-      <w:r>
-        <w:rPr>
-          <w:rFonts w:ascii="宋体" w:hAnsi="宋体" w:eastAsia="宋体"/>
-          <w:b w:val="0"/>
-          <w:sz w:val="24"/>
-        </w:rPr>
-        <w:t>[7] Lyu C, Luo J, Huang T, et al. DocLLM: A Layout-Aware Generative Language Model for Multimodal Document Understanding[J/OL]. arXiv:2401.00908, 2024.</w:t>
-      </w:r>
-    </w:p>
-    <w:p>
-      <w:pPr>
-        <w:spacing w:after="0" w:line="360" w:lineRule="auto"/>
-        <w:ind w:firstLine="420"/>
-      </w:pPr>
-      <w:r>
-        <w:rPr>
-          <w:rFonts w:ascii="宋体" w:hAnsi="宋体" w:eastAsia="宋体"/>
-          <w:b w:val="0"/>
-          <w:sz w:val="24"/>
-        </w:rPr>
-        <w:t>[8] jsvine. pdfplumber Documentation[EB/OL]. [2026-05-06]. https://github.com/jsvine/pdfplumber.</w:t>
-      </w:r>
-    </w:p>
-    <w:p>
-      <w:pPr>
-        <w:spacing w:after="0" w:line="360" w:lineRule="auto"/>
-        <w:ind w:firstLine="420"/>
-      </w:pPr>
-      <w:r>
-        <w:rPr>
-          <w:rFonts w:ascii="宋体" w:hAnsi="宋体" w:eastAsia="宋体"/>
-          <w:b w:val="0"/>
-          <w:sz w:val="24"/>
-        </w:rPr>
-        <w:t>[9] Artifex. PyMuPDF Documentation[EB/OL]. [2026-05-06]. https://pymupdf.readthedocs.io/.</w:t>
-      </w:r>
-    </w:p>
-    <w:p>
-      <w:pPr>
-        <w:spacing w:after="0" w:line="360" w:lineRule="auto"/>
-        <w:ind w:firstLine="420"/>
-      </w:pPr>
-      <w:r>
-        <w:rPr>
-          <w:rFonts w:ascii="宋体" w:hAnsi="宋体" w:eastAsia="宋体"/>
-          <w:b w:val="0"/>
-          <w:sz w:val="24"/>
-        </w:rPr>
-        <w:t>[10] python-openxml. python-docx Documentation[EB/OL]. [2026-05-06]. https://python-docx.readthedocs.io/.</w:t>
-      </w:r>
-    </w:p>
-    <w:p>
-      <w:pPr>
-        <w:spacing w:after="0" w:line="360" w:lineRule="auto"/>
-        <w:ind w:firstLine="420"/>
-      </w:pPr>
-      <w:r>
-        <w:rPr>
-          <w:rFonts w:ascii="宋体" w:hAnsi="宋体" w:eastAsia="宋体"/>
-          <w:b w:val="0"/>
-          <w:sz w:val="24"/>
-        </w:rPr>
-        <w:t>[11] openpyxl. openpyxl Documentation[EB/OL]. [2026-05-06]. https://openpyxl.readthedocs.io/.</w:t>
-      </w:r>
-    </w:p>
-    <w:p>
-      <w:pPr>
-        <w:spacing w:after="0" w:line="360" w:lineRule="auto"/>
-        <w:ind w:firstLine="420"/>
-      </w:pPr>
-      <w:r>
-        <w:rPr>
-          <w:rFonts w:ascii="宋体" w:hAnsi="宋体" w:eastAsia="宋体"/>
-          <w:b w:val="0"/>
-          <w:sz w:val="24"/>
-        </w:rPr>
-        <w:t>[12] scanny. python-pptx Documentation[EB/OL]. [2026-05-06]. https://python-pptx.readthedocs.io/.</w:t>
-      </w:r>
-    </w:p>
-    <w:p>
-      <w:pPr>
-        <w:spacing w:after="0" w:line="360" w:lineRule="auto"/>
-        <w:ind w:firstLine="420"/>
-      </w:pPr>
-      <w:r>
-        <w:rPr>
-          <w:rFonts w:ascii="宋体" w:hAnsi="宋体" w:eastAsia="宋体"/>
-          <w:b w:val="0"/>
-          <w:sz w:val="24"/>
-        </w:rPr>
-        <w:t>[13] Pallets. Flask Documentation[EB/OL]. [2026-05-06]. https://flask.palletsprojects.com/.</w:t>
-      </w:r>
-    </w:p>
-    <w:p>
-      <w:pPr>
-        <w:spacing w:after="0" w:line="360" w:lineRule="auto"/>
-        <w:ind w:firstLine="420"/>
-      </w:pPr>
-      <w:r>
-        <w:rPr>
-          <w:rFonts w:ascii="宋体" w:hAnsi="宋体" w:eastAsia="宋体"/>
-          <w:b w:val="0"/>
-          <w:sz w:val="24"/>
-        </w:rPr>
-        <w:t>[14] Tesseract OCR. User Manual[EB/OL]. [2026-05-06]. https://tesseract-ocr.github.io/tessdoc/.</w:t>
-      </w:r>
-    </w:p>
-    <w:p>
-      <w:pPr>
-        <w:spacing w:after="0" w:line="360" w:lineRule="auto"/>
-        <w:ind w:firstLine="420"/>
-      </w:pPr>
-      <w:r>
-        <w:rPr>
-          <w:rFonts w:ascii="宋体" w:hAnsi="宋体" w:eastAsia="宋体"/>
-          <w:b w:val="0"/>
-          <w:sz w:val="24"/>
-        </w:rPr>
-        <w:t>[15] RapidAI. RapidOCR[EB/OL]. [2026-05-06]. https://github.com/RapidAI/RapidOCR.</w:t>
-      </w:r>
-    </w:p>
-    <w:p>
-      <w:pPr>
-        <w:spacing w:after="0" w:line="360" w:lineRule="auto"/>
-        <w:ind w:firstLine="420"/>
-      </w:pPr>
-      <w:r>
-        <w:rPr>
-          <w:rFonts w:ascii="宋体" w:hAnsi="宋体" w:eastAsia="宋体"/>
-          <w:b w:val="0"/>
-          <w:sz w:val="24"/>
-        </w:rPr>
-        <w:t>[16] Docker Inc. Docker Documentation[EB/OL]. [2026-05-06]. https://docs.docker.com/.</w:t>
-      </w:r>
-    </w:p>
-    <w:p>
-      <w:pPr>
-        <w:spacing w:after="0" w:line="360" w:lineRule="auto"/>
-        <w:ind w:firstLine="420"/>
-      </w:pPr>
-      <w:r>
-        <w:rPr>
-          <w:rFonts w:ascii="宋体" w:hAnsi="宋体" w:eastAsia="宋体"/>
-          <w:b w:val="0"/>
-          <w:sz w:val="24"/>
-        </w:rPr>
-        <w:t>[17] McKinney W. Python for Data Analysis[M]. 3rd ed. Sebastopol: O'Reilly Media, 2022.</w:t>
-      </w:r>
-    </w:p>
-    <w:p>
-      <w:pPr>
-        <w:spacing w:after="0" w:line="360" w:lineRule="auto"/>
-        <w:ind w:firstLine="420"/>
-      </w:pPr>
-      <w:r>
-        <w:rPr>
-          <w:rFonts w:ascii="宋体" w:hAnsi="宋体" w:eastAsia="宋体"/>
-          <w:b w:val="0"/>
-          <w:sz w:val="24"/>
-        </w:rPr>
-        <w:t>[18] Géron A. Hands-On Machine Learning with Scikit-Learn, Keras, and TensorFlow[M]. 3rd ed. Sebastopol: O'Reilly Media, 2022.</w:t>
-      </w:r>
-    </w:p>
-    <w:p>
-      <w:pPr>
-        <w:spacing w:after="0" w:line="360" w:lineRule="auto"/>
-        <w:ind w:firstLine="420"/>
-      </w:pPr>
-      <w:r>
-        <w:rPr>
-          <w:rFonts w:ascii="宋体" w:hAnsi="宋体" w:eastAsia="宋体"/>
-          <w:b w:val="0"/>
-          <w:sz w:val="24"/>
-        </w:rPr>
-        <w:t>[19] 李航. 统计学习方法[M]. 2版. 北京: 清华大学出版社, 2019.</w:t>
-      </w:r>
-    </w:p>
-    <w:p>
-      <w:pPr>
-        <w:spacing w:after="0" w:line="360" w:lineRule="auto"/>
-        <w:ind w:firstLine="420"/>
-      </w:pPr>
-      <w:r>
-        <w:rPr>
-          <w:rFonts w:ascii="宋体" w:hAnsi="宋体" w:eastAsia="宋体"/>
-          <w:b w:val="0"/>
-          <w:sz w:val="24"/>
-        </w:rPr>
-        <w:t>[20] 王海峰, 吴华. 自然语言处理研究综述[J]. 中国计算机学会通讯, 2021, 17(10): 14-23.</w:t>
-      </w:r>
-    </w:p>
-    <w:p>
-      <w:pPr>
-        <w:spacing w:after="0" w:line="360" w:lineRule="auto"/>
-        <w:ind w:firstLine="420"/>
-      </w:pPr>
-      <w:r>
-        <w:rPr>
-          <w:rFonts w:ascii="宋体" w:hAnsi="宋体" w:eastAsia="宋体"/>
-          <w:b w:val="0"/>
-          <w:sz w:val="24"/>
-        </w:rPr>
-        <w:t>[21] 张子良, 陈文锋. 基于深度学习的文档版面分析方法研究[J]. 计算机工程与应用, 2022, 58(3): 112-120.</w:t>
-      </w:r>
-    </w:p>
-    <w:p>
-      <w:pPr>
-        <w:spacing w:after="0" w:line="360" w:lineRule="auto"/>
-        <w:ind w:firstLine="420"/>
-      </w:pPr>
-      <w:r>
-        <w:rPr>
-          <w:rFonts w:ascii="宋体" w:hAnsi="宋体" w:eastAsia="宋体"/>
-          <w:b w:val="0"/>
-          <w:sz w:val="24"/>
-        </w:rPr>
-        <w:t>[22] Shi B, Bai X, Yao C. An End-to-End Trainable Neural Network for Image-Based Sequence Recognition and Its Application to Scene Text Recognition[J]. IEEE Transactions on Pattern Analysis and Machine Intelligence, 2017, 39(11): 2298-2304.</w:t>
-      </w:r>
-    </w:p>
-    <w:p>
-      <w:pPr>
-        <w:spacing w:before="160" w:after="80" w:line="360" w:lineRule="auto"/>
-        <w:jc w:val="center"/>
-        <w:outlineLvl w:val="0"/>
-      </w:pPr>
-      <w:bookmarkStart w:id="41" w:name="_Toc13820"/>
-      <w:r>
-        <w:rPr>
-          <w:rFonts w:ascii="黑体" w:hAnsi="黑体" w:eastAsia="黑体"/>
-          <w:b/>
-          <w:sz w:val="30"/>
-        </w:rPr>
         <w:t>附录</w:t>
       </w:r>
-      <w:bookmarkEnd w:id="41"/>
+      <w:bookmarkEnd w:id="46"/>
     </w:p>
     <w:p>
       <w:pPr>
         <w:spacing w:before="80" w:after="80" w:line="360" w:lineRule="auto"/>
         <w:outlineLvl w:val="0"/>
       </w:pPr>
-      <w:bookmarkStart w:id="42" w:name="_Toc17601"/>
+      <w:bookmarkStart w:id="47" w:name="_Toc17601"/>
       <w:r>
         <w:rPr>
           <w:rFonts w:ascii="黑体" w:hAnsi="黑体" w:eastAsia="黑体"/>
@@ -11848,7 +12676,7 @@
         </w:rPr>
         <w:t>附录 A 主要接口清单</w:t>
       </w:r>
-      <w:bookmarkEnd w:id="42"/>
+      <w:bookmarkEnd w:id="47"/>
     </w:p>
     <w:tbl>
       <w:tblPr>
@@ -11869,6 +12697,14 @@
         <w:gridCol w:w="2771"/>
       </w:tblGrid>
       <w:tr>
+        <w:tblPrEx>
+          <w:tblCellMar>
+            <w:top w:w="0" w:type="dxa"/>
+            <w:left w:w="108" w:type="dxa"/>
+            <w:bottom w:w="0" w:type="dxa"/>
+            <w:right w:w="108" w:type="dxa"/>
+          </w:tblCellMar>
+        </w:tblPrEx>
         <w:tc>
           <w:tcPr>
             <w:tcW w:w="2771" w:type="dxa"/>
@@ -13613,22 +14449,28 @@
   </w:style>
   <w:style w:type="paragraph" w:customStyle="1" w:styleId="55">
     <w:name w:val="WPSOffice手动目录 1"/>
+    <w:autoRedefine/>
+    <w:qFormat/>
     <w:uiPriority w:val="0"/>
     <w:pPr>
       <w:ind w:leftChars="0"/>
     </w:pPr>
     <w:rPr>
+      <w:rFonts w:asciiTheme="minorHAnsi" w:hAnsiTheme="minorHAnsi" w:eastAsiaTheme="minorEastAsia" w:cstheme="minorBidi"/>
       <w:sz w:val="20"/>
       <w:szCs w:val="20"/>
     </w:rPr>
   </w:style>
   <w:style w:type="paragraph" w:customStyle="1" w:styleId="56">
     <w:name w:val="WPSOffice手动目录 2"/>
+    <w:autoRedefine/>
+    <w:qFormat/>
     <w:uiPriority w:val="0"/>
     <w:pPr>
       <w:ind w:leftChars="200"/>
     </w:pPr>
     <w:rPr>
+      <w:rFonts w:asciiTheme="minorHAnsi" w:hAnsiTheme="minorHAnsi" w:eastAsiaTheme="minorEastAsia" w:cstheme="minorBidi"/>
       <w:sz w:val="20"/>
       <w:szCs w:val="20"/>
     </w:rPr>
